--- a/00-首页/题组Word/专项卷/一分册/专项卷II-学生版.docx
+++ b/00-首页/题组Word/专项卷/一分册/专项卷II-学生版.docx
@@ -299,59 +299,66 @@
         </w:rPr>
         <w:t xml:space="preserve"> </w:t>
       </w:r>
-      <w:r>
-        <w:rPr>
-          <w:rFonts w:hint="eastAsia" w:ascii="Times New Roman" w:hAnsi="Times New Roman" w:eastAsia="Times New Roman" w:cs="Times New Roman"/>
-        </w:rPr>
-        <w:t>MoO</w:t>
-      </w:r>
-      <w:r>
-        <w:rPr>
-          <w:rFonts w:hint="eastAsia" w:ascii="Times New Roman" w:hAnsi="Times New Roman" w:eastAsia="Times New Roman" w:cs="Times New Roman"/>
-          <w:vertAlign w:val="subscript"/>
-        </w:rPr>
-        <w:t>3</w:t>
-      </w:r>
-      <w:r>
-        <w:rPr>
-          <w:rFonts w:hint="eastAsia" w:ascii="Times New Roman" w:hAnsi="Times New Roman" w:eastAsia="Times New Roman" w:cs="Times New Roman"/>
-        </w:rPr>
-        <w:t>，Ⅱ</w:t>
-      </w:r>
-      <w:r>
-        <w:rPr>
-          <w:rFonts w:ascii="Times New Roman" w:hAnsi="Times New Roman" w:eastAsia="Times New Roman" w:cs="Times New Roman"/>
-        </w:rPr>
-        <w:t xml:space="preserve"> </w:t>
-      </w:r>
-      <w:r>
-        <w:rPr>
-          <w:rFonts w:hint="eastAsia" w:ascii="Times New Roman" w:hAnsi="Times New Roman" w:eastAsia="FangSong" w:cs="Times New Roman"/>
-        </w:rPr>
-        <w:t xml:space="preserve">为</w:t>
-      </w:r>
-      <w:r>
-        <w:rPr>
-          <w:rFonts w:ascii="Times New Roman" w:hAnsi="Times New Roman" w:eastAsia="Times New Roman" w:cs="Times New Roman"/>
-        </w:rPr>
-        <w:t xml:space="preserve"> </w:t>
-      </w:r>
       <m:oMath>
         <m:r>
           <m:t>M</m:t>
+        </m:r>
+        <m:r>
+          <m:t>o</m:t>
         </m:r>
         <m:sSub>
           <m:e>
             <m:r>
-              <m:t>o</m:t>
+              <m:t>O</m:t>
             </m:r>
           </m:e>
           <m:sub>
             <m:r>
-              <m:t>2</m:t>
+              <m:t>3</m:t>
             </m:r>
           </m:sub>
         </m:sSub>
+      </m:oMath>
+      <w:r>
+        <w:rPr>
+          <w:rFonts w:hint="eastAsia" w:ascii="Times New Roman" w:hAnsi="Times New Roman" w:eastAsia="Times New Roman" w:cs="Times New Roman"/>
+        </w:rPr>
+        <w:t xml:space="preserve">，Ⅱ</w:t>
+      </w:r>
+      <w:r>
+        <w:rPr>
+          <w:rFonts w:ascii="Times New Roman" w:hAnsi="Times New Roman" w:eastAsia="Times New Roman" w:cs="Times New Roman"/>
+        </w:rPr>
+        <w:t xml:space="preserve"> </w:t>
+      </w:r>
+      <w:r>
+        <w:rPr>
+          <w:rFonts w:hint="eastAsia" w:ascii="Times New Roman" w:hAnsi="Times New Roman" w:eastAsia="FangSong" w:cs="Times New Roman"/>
+        </w:rPr>
+        <w:t xml:space="preserve">为</w:t>
+      </w:r>
+      <w:r>
+        <w:rPr>
+          <w:rFonts w:ascii="Times New Roman" w:hAnsi="Times New Roman" w:eastAsia="Times New Roman" w:cs="Times New Roman"/>
+        </w:rPr>
+        <w:t xml:space="preserve"> </w:t>
+      </w:r>
+      <m:oMath>
+        <m:r>
+          <m:t>M</m:t>
+        </m:r>
+        <m:sSub>
+          <m:e>
+            <m:r>
+              <m:t>o</m:t>
+            </m:r>
+          </m:e>
+          <m:sub>
+            <m:r>
+              <m:t>2</m:t>
+            </m:r>
+          </m:sub>
+        </m:sSub>
         <m:r>
           <m:t>O</m:t>
         </m:r>
@@ -407,15 +414,28 @@
         <w:rPr>
           <w:rFonts w:ascii="Times New Roman" w:hAnsi="Times New Roman" w:eastAsia="Times New Roman" w:cs="Times New Roman"/>
         </w:rPr>
-        <w:t xml:space="preserve"> MoO</w:t>
-      </w:r>
-      <w:r>
-        <w:rPr>
-          <w:rFonts w:ascii="Times New Roman" w:hAnsi="Times New Roman" w:eastAsia="Times New Roman" w:cs="Times New Roman"/>
-          <w:vertAlign w:val="subscript"/>
-        </w:rPr>
-        <w:t>2</w:t>
-      </w:r>
+        <w:t xml:space="preserve"> </w:t>
+      </w:r>
+      <m:oMath>
+        <m:r>
+          <m:t>M</m:t>
+        </m:r>
+        <m:r>
+          <m:t>o</m:t>
+        </m:r>
+        <m:sSub>
+          <m:e>
+            <m:r>
+              <m:t>O</m:t>
+            </m:r>
+          </m:e>
+          <m:sub>
+            <m:r>
+              <m:t>2</m:t>
+            </m:r>
+          </m:sub>
+        </m:sSub>
+      </m:oMath>
       <w:r>
         <w:rPr>
           <w:rFonts w:ascii="Times New Roman" w:hAnsi="Times New Roman" w:eastAsia="Times New Roman" w:cs="Times New Roman"/>
@@ -434,24 +454,31 @@
         </w:rPr>
         <w:t xml:space="preserve"> </w:t>
       </w:r>
-      <w:r>
-        <w:rPr>
-          <w:rFonts w:hint="eastAsia" w:ascii="Times New Roman" w:hAnsi="Times New Roman" w:eastAsia="Times New Roman" w:cs="Times New Roman"/>
-        </w:rPr>
-        <w:t>MoO</w:t>
-      </w:r>
-      <w:r>
-        <w:rPr>
-          <w:rFonts w:hint="eastAsia" w:ascii="Times New Roman" w:hAnsi="Times New Roman" w:eastAsia="Times New Roman" w:cs="Times New Roman"/>
-          <w:vertAlign w:val="subscript"/>
-        </w:rPr>
-        <w:t>3</w:t>
-      </w:r>
-      <w:r>
-        <w:rPr>
-          <w:rFonts w:hint="eastAsia" w:ascii="Times New Roman" w:hAnsi="Times New Roman" w:eastAsia="Times New Roman" w:cs="Times New Roman"/>
-        </w:rPr>
-        <w:t>，Ⅱ</w:t>
+      <m:oMath>
+        <m:r>
+          <m:t>M</m:t>
+        </m:r>
+        <m:r>
+          <m:t>o</m:t>
+        </m:r>
+        <m:sSub>
+          <m:e>
+            <m:r>
+              <m:t>O</m:t>
+            </m:r>
+          </m:e>
+          <m:sub>
+            <m:r>
+              <m:t>3</m:t>
+            </m:r>
+          </m:sub>
+        </m:sSub>
+      </m:oMath>
+      <w:r>
+        <w:rPr>
+          <w:rFonts w:hint="eastAsia" w:ascii="Times New Roman" w:hAnsi="Times New Roman" w:eastAsia="Times New Roman" w:cs="Times New Roman"/>
+        </w:rPr>
+        <w:t xml:space="preserve">，Ⅱ</w:t>
       </w:r>
       <w:r>
         <w:rPr>
@@ -469,15 +496,28 @@
         <w:rPr>
           <w:rFonts w:ascii="Times New Roman" w:hAnsi="Times New Roman" w:eastAsia="Times New Roman" w:cs="Times New Roman"/>
         </w:rPr>
-        <w:t xml:space="preserve"> MoO</w:t>
-      </w:r>
-      <w:r>
-        <w:rPr>
-          <w:rFonts w:ascii="Times New Roman" w:hAnsi="Times New Roman" w:eastAsia="Times New Roman" w:cs="Times New Roman"/>
-          <w:vertAlign w:val="subscript"/>
-        </w:rPr>
-        <w:t>2</w:t>
-      </w:r>
+        <w:t xml:space="preserve"> </w:t>
+      </w:r>
+      <m:oMath>
+        <m:r>
+          <m:t>M</m:t>
+        </m:r>
+        <m:r>
+          <m:t>o</m:t>
+        </m:r>
+        <m:sSub>
+          <m:e>
+            <m:r>
+              <m:t>O</m:t>
+            </m:r>
+          </m:e>
+          <m:sub>
+            <m:r>
+              <m:t>2</m:t>
+            </m:r>
+          </m:sub>
+        </m:sSub>
+      </m:oMath>
       <w:r>
         <w:rPr>
           <w:rFonts w:ascii="Times New Roman" w:hAnsi="Times New Roman" w:eastAsia="Times New Roman" w:cs="Times New Roman"/>
@@ -496,24 +536,31 @@
         </w:rPr>
         <w:t xml:space="preserve"> </w:t>
       </w:r>
-      <w:r>
-        <w:rPr>
-          <w:rFonts w:hint="eastAsia" w:ascii="Times New Roman" w:hAnsi="Times New Roman" w:eastAsia="Times New Roman" w:cs="Times New Roman"/>
-        </w:rPr>
-        <w:t>MoO</w:t>
-      </w:r>
-      <w:r>
-        <w:rPr>
-          <w:rFonts w:hint="eastAsia" w:ascii="Times New Roman" w:hAnsi="Times New Roman" w:eastAsia="Times New Roman" w:cs="Times New Roman"/>
-          <w:vertAlign w:val="subscript"/>
-        </w:rPr>
-        <w:t>2</w:t>
-      </w:r>
-      <w:r>
-        <w:rPr>
-          <w:rFonts w:hint="eastAsia" w:ascii="Times New Roman" w:hAnsi="Times New Roman" w:eastAsia="Times New Roman" w:cs="Times New Roman"/>
-        </w:rPr>
-        <w:t>，Ⅱ</w:t>
+      <m:oMath>
+        <m:r>
+          <m:t>M</m:t>
+        </m:r>
+        <m:r>
+          <m:t>o</m:t>
+        </m:r>
+        <m:sSub>
+          <m:e>
+            <m:r>
+              <m:t>O</m:t>
+            </m:r>
+          </m:e>
+          <m:sub>
+            <m:r>
+              <m:t>2</m:t>
+            </m:r>
+          </m:sub>
+        </m:sSub>
+      </m:oMath>
+      <w:r>
+        <w:rPr>
+          <w:rFonts w:hint="eastAsia" w:ascii="Times New Roman" w:hAnsi="Times New Roman" w:eastAsia="Times New Roman" w:cs="Times New Roman"/>
+        </w:rPr>
+        <w:t xml:space="preserve">，Ⅱ</w:t>
       </w:r>
       <w:r>
         <w:rPr>
@@ -531,15 +578,28 @@
         <w:rPr>
           <w:rFonts w:ascii="Times New Roman" w:hAnsi="Times New Roman" w:eastAsia="Times New Roman" w:cs="Times New Roman"/>
         </w:rPr>
-        <w:t xml:space="preserve"> MoO</w:t>
-      </w:r>
-      <w:r>
-        <w:rPr>
-          <w:rFonts w:ascii="Times New Roman" w:hAnsi="Times New Roman" w:eastAsia="Times New Roman" w:cs="Times New Roman"/>
-          <w:vertAlign w:val="subscript"/>
-        </w:rPr>
-        <w:t>3</w:t>
-      </w:r>
+        <w:t xml:space="preserve"> </w:t>
+      </w:r>
+      <m:oMath>
+        <m:r>
+          <m:t>M</m:t>
+        </m:r>
+        <m:r>
+          <m:t>o</m:t>
+        </m:r>
+        <m:sSub>
+          <m:e>
+            <m:r>
+              <m:t>O</m:t>
+            </m:r>
+          </m:e>
+          <m:sub>
+            <m:r>
+              <m:t>3</m:t>
+            </m:r>
+          </m:sub>
+        </m:sSub>
+      </m:oMath>
     </w:p>
     <w:bookmarkEnd w:id="13"/>
     <w:bookmarkStart w:id="14" w:name="第-2-题"/>
@@ -2071,31 +2131,7 @@
         <w:rPr>
           <w:rFonts w:hint="eastAsia" w:ascii="Times New Roman" w:hAnsi="Times New Roman" w:eastAsia="FangSong" w:cs="Times New Roman"/>
         </w:rPr>
-        <w:t>按答案区</w:t>
-      </w:r>
-      <w:r>
-        <w:rPr>
-          <w:rFonts w:hint="eastAsia" w:ascii="Times New Roman" w:hAnsi="Times New Roman" w:eastAsia="Times New Roman" w:cs="Times New Roman"/>
-        </w:rPr>
-        <w:t>”</w:t>
-      </w:r>
-      <w:r>
-        <w:rPr>
-          <w:rFonts w:hint="eastAsia" w:ascii="Times New Roman" w:hAnsi="Times New Roman" w:eastAsia="FangSong" w:cs="Times New Roman"/>
-        </w:rPr>
-        <w:t>再加盐酸温度降低只能是加入盐酸的温度低于溶液温度</w:t>
-      </w:r>
-      <w:r>
-        <w:rPr>
-          <w:rFonts w:hint="eastAsia" w:ascii="Times New Roman" w:hAnsi="Times New Roman" w:eastAsia="Times New Roman" w:cs="Times New Roman"/>
-        </w:rPr>
-        <w:t>”</w:t>
-      </w:r>
-      <w:r>
-        <w:rPr>
-          <w:rFonts w:hint="eastAsia" w:ascii="Times New Roman" w:hAnsi="Times New Roman" w:eastAsia="FangSong" w:cs="Times New Roman"/>
-        </w:rPr>
-        <w:t>补全语义为</w:t>
+        <w:t>按原书核对补全语义为</w:t>
       </w:r>
       <w:r>
         <w:rPr>
@@ -2454,20 +2490,39 @@
               <w:rPr>
                 <w:rFonts w:hint="eastAsia" w:ascii="Times New Roman" w:hAnsi="Times New Roman" w:eastAsia="Times New Roman" w:cs="Times New Roman"/>
               </w:rPr>
-              <w:t>(10</w:t>
+              <w:t>(</w:t>
             </w:r>
+            <m:oMath>
+              <m:sSup>
+                <m:e>
+                  <m:r>
+                    <m:t>10</m:t>
+                  </m:r>
+                </m:e>
+                <m:sup>
+                  <m:r>
+                    <m:rPr>
+                      <m:sty m:val="p"/>
+                    </m:rPr>
+                    <m:t>−</m:t>
+                  </m:r>
+                  <m:r>
+                    <m:t>10</m:t>
+                  </m:r>
+                </m:sup>
+              </m:sSup>
+            </m:oMath>
             <w:r>
               <w:rPr>
-                <w:rFonts w:hint="eastAsia" w:ascii="Times New Roman" w:hAnsi="Times New Roman" w:eastAsia="Times New Roman" w:cs="Times New Roman"/>
-                <w:vertAlign w:val="superscript"/>
+                <w:rFonts w:ascii="Times New Roman" w:hAnsi="Times New Roman" w:eastAsia="Times New Roman" w:cs="Times New Roman"/>
               </w:rPr>
-              <w:t>-10</w:t>
+              <w:t xml:space="preserve"> </w:t>
             </w:r>
             <w:r>
               <w:rPr>
                 <w:rFonts w:ascii="Times New Roman" w:hAnsi="Times New Roman" w:eastAsia="Times New Roman" w:cs="Times New Roman"/>
               </w:rPr>
-              <w:t xml:space="preserve"> m)</w:t>
+              <w:t xml:space="preserve">m)</w:t>
             </w:r>
           </w:p>
         </w:tc>
@@ -3917,15 +3972,25 @@
         <w:rPr>
           <w:rFonts w:ascii="Times New Roman" w:hAnsi="Times New Roman" w:eastAsia="Times New Roman" w:cs="Times New Roman"/>
         </w:rPr>
-        <w:t xml:space="preserve"> NF</w:t>
-      </w:r>
-      <w:r>
-        <w:rPr>
-          <w:rFonts w:ascii="Times New Roman" w:hAnsi="Times New Roman" w:eastAsia="Times New Roman" w:cs="Times New Roman"/>
-          <w:vertAlign w:val="subscript"/>
-        </w:rPr>
-        <w:t>3</w:t>
-      </w:r>
+        <w:t xml:space="preserve"> </w:t>
+      </w:r>
+      <m:oMath>
+        <m:r>
+          <m:t>N</m:t>
+        </m:r>
+        <m:sSub>
+          <m:e>
+            <m:r>
+              <m:t>F</m:t>
+            </m:r>
+          </m:e>
+          <m:sub>
+            <m:r>
+              <m:t>3</m:t>
+            </m:r>
+          </m:sub>
+        </m:sSub>
+      </m:oMath>
       <w:r>
         <w:rPr>
           <w:rFonts w:ascii="Times New Roman" w:hAnsi="Times New Roman" w:eastAsia="Times New Roman" w:cs="Times New Roman"/>
@@ -11422,15 +11487,31 @@
         <w:rPr>
           <w:rFonts w:ascii="Times New Roman" w:hAnsi="Times New Roman" w:eastAsia="Times New Roman" w:cs="Times New Roman"/>
         </w:rPr>
-        <w:t xml:space="preserve"> BeCl</w:t>
-      </w:r>
-      <w:r>
-        <w:rPr>
-          <w:rFonts w:ascii="Times New Roman" w:hAnsi="Times New Roman" w:eastAsia="Times New Roman" w:cs="Times New Roman"/>
-          <w:vertAlign w:val="subscript"/>
-        </w:rPr>
-        <w:t>2</w:t>
-      </w:r>
+        <w:t xml:space="preserve"> </w:t>
+      </w:r>
+      <m:oMath>
+        <m:r>
+          <m:t>B</m:t>
+        </m:r>
+        <m:r>
+          <m:t>e</m:t>
+        </m:r>
+        <m:r>
+          <m:t>C</m:t>
+        </m:r>
+        <m:sSub>
+          <m:e>
+            <m:r>
+              <m:t>l</m:t>
+            </m:r>
+          </m:e>
+          <m:sub>
+            <m:r>
+              <m:t>2</m:t>
+            </m:r>
+          </m:sub>
+        </m:sSub>
+      </m:oMath>
       <w:r>
         <w:rPr>
           <w:rFonts w:ascii="Times New Roman" w:hAnsi="Times New Roman" w:eastAsia="Times New Roman" w:cs="Times New Roman"/>
@@ -11459,15 +11540,31 @@
         <w:rPr>
           <w:rFonts w:ascii="Times New Roman" w:hAnsi="Times New Roman" w:eastAsia="Times New Roman" w:cs="Times New Roman"/>
         </w:rPr>
-        <w:t xml:space="preserve"> BeCl</w:t>
-      </w:r>
-      <w:r>
-        <w:rPr>
-          <w:rFonts w:ascii="Times New Roman" w:hAnsi="Times New Roman" w:eastAsia="Times New Roman" w:cs="Times New Roman"/>
-          <w:vertAlign w:val="subscript"/>
-        </w:rPr>
-        <w:t>2</w:t>
-      </w:r>
+        <w:t xml:space="preserve"> </w:t>
+      </w:r>
+      <m:oMath>
+        <m:r>
+          <m:t>B</m:t>
+        </m:r>
+        <m:r>
+          <m:t>e</m:t>
+        </m:r>
+        <m:r>
+          <m:t>C</m:t>
+        </m:r>
+        <m:sSub>
+          <m:e>
+            <m:r>
+              <m:t>l</m:t>
+            </m:r>
+          </m:e>
+          <m:sub>
+            <m:r>
+              <m:t>2</m:t>
+            </m:r>
+          </m:sub>
+        </m:sSub>
+      </m:oMath>
       <w:r>
         <w:rPr>
           <w:rFonts w:ascii="Times New Roman" w:hAnsi="Times New Roman" w:eastAsia="Times New Roman" w:cs="Times New Roman"/>
@@ -11496,15 +11593,31 @@
         <w:rPr>
           <w:rFonts w:ascii="Times New Roman" w:hAnsi="Times New Roman" w:eastAsia="Times New Roman" w:cs="Times New Roman"/>
         </w:rPr>
-        <w:t xml:space="preserve"> BeCl</w:t>
-      </w:r>
-      <w:r>
-        <w:rPr>
-          <w:rFonts w:ascii="Times New Roman" w:hAnsi="Times New Roman" w:eastAsia="Times New Roman" w:cs="Times New Roman"/>
-          <w:vertAlign w:val="subscript"/>
-        </w:rPr>
-        <w:t>2</w:t>
-      </w:r>
+        <w:t xml:space="preserve"> </w:t>
+      </w:r>
+      <m:oMath>
+        <m:r>
+          <m:t>B</m:t>
+        </m:r>
+        <m:r>
+          <m:t>e</m:t>
+        </m:r>
+        <m:r>
+          <m:t>C</m:t>
+        </m:r>
+        <m:sSub>
+          <m:e>
+            <m:r>
+              <m:t>l</m:t>
+            </m:r>
+          </m:e>
+          <m:sub>
+            <m:r>
+              <m:t>2</m:t>
+            </m:r>
+          </m:sub>
+        </m:sSub>
+      </m:oMath>
       <w:r>
         <w:rPr>
           <w:rFonts w:ascii="Times New Roman" w:hAnsi="Times New Roman" w:eastAsia="Times New Roman" w:cs="Times New Roman"/>
@@ -11545,15 +11658,31 @@
         <w:rPr>
           <w:rFonts w:ascii="Times New Roman" w:hAnsi="Times New Roman" w:eastAsia="Times New Roman" w:cs="Times New Roman"/>
         </w:rPr>
-        <w:t xml:space="preserve"> BeCl</w:t>
-      </w:r>
-      <w:r>
-        <w:rPr>
-          <w:rFonts w:ascii="Times New Roman" w:hAnsi="Times New Roman" w:eastAsia="Times New Roman" w:cs="Times New Roman"/>
-          <w:vertAlign w:val="subscript"/>
-        </w:rPr>
-        <w:t>2</w:t>
-      </w:r>
+        <w:t xml:space="preserve"> </w:t>
+      </w:r>
+      <m:oMath>
+        <m:r>
+          <m:t>B</m:t>
+        </m:r>
+        <m:r>
+          <m:t>e</m:t>
+        </m:r>
+        <m:r>
+          <m:t>C</m:t>
+        </m:r>
+        <m:sSub>
+          <m:e>
+            <m:r>
+              <m:t>l</m:t>
+            </m:r>
+          </m:e>
+          <m:sub>
+            <m:r>
+              <m:t>2</m:t>
+            </m:r>
+          </m:sub>
+        </m:sSub>
+      </m:oMath>
       <w:r>
         <w:rPr>
           <w:rFonts w:ascii="Times New Roman" w:hAnsi="Times New Roman" w:eastAsia="Times New Roman" w:cs="Times New Roman"/>
@@ -11594,15 +11723,31 @@
         <w:rPr>
           <w:rFonts w:ascii="Times New Roman" w:hAnsi="Times New Roman" w:eastAsia="Times New Roman" w:cs="Times New Roman"/>
         </w:rPr>
-        <w:t xml:space="preserve"> BeCl</w:t>
-      </w:r>
-      <w:r>
-        <w:rPr>
-          <w:rFonts w:ascii="Times New Roman" w:hAnsi="Times New Roman" w:eastAsia="Times New Roman" w:cs="Times New Roman"/>
-          <w:vertAlign w:val="subscript"/>
-        </w:rPr>
-        <w:t>2</w:t>
-      </w:r>
+        <w:t xml:space="preserve"> </w:t>
+      </w:r>
+      <m:oMath>
+        <m:r>
+          <m:t>B</m:t>
+        </m:r>
+        <m:r>
+          <m:t>e</m:t>
+        </m:r>
+        <m:r>
+          <m:t>C</m:t>
+        </m:r>
+        <m:sSub>
+          <m:e>
+            <m:r>
+              <m:t>l</m:t>
+            </m:r>
+          </m:e>
+          <m:sub>
+            <m:r>
+              <m:t>2</m:t>
+            </m:r>
+          </m:sub>
+        </m:sSub>
+      </m:oMath>
       <w:r>
         <w:rPr>
           <w:rFonts w:ascii="Times New Roman" w:hAnsi="Times New Roman" w:eastAsia="Times New Roman" w:cs="Times New Roman"/>
@@ -13623,15 +13768,25 @@
         <w:rPr>
           <w:rFonts w:ascii="Times New Roman" w:hAnsi="Times New Roman" w:eastAsia="Times New Roman" w:cs="Times New Roman"/>
         </w:rPr>
-        <w:t xml:space="preserve"> Br</w:t>
-      </w:r>
-      <w:r>
-        <w:rPr>
-          <w:rFonts w:ascii="Times New Roman" w:hAnsi="Times New Roman" w:eastAsia="Times New Roman" w:cs="Times New Roman"/>
-          <w:vertAlign w:val="subscript"/>
-        </w:rPr>
-        <w:t>2</w:t>
-      </w:r>
+        <w:t xml:space="preserve"> </w:t>
+      </w:r>
+      <m:oMath>
+        <m:r>
+          <m:t>B</m:t>
+        </m:r>
+        <m:sSub>
+          <m:e>
+            <m:r>
+              <m:t>r</m:t>
+            </m:r>
+          </m:e>
+          <m:sub>
+            <m:r>
+              <m:t>2</m:t>
+            </m:r>
+          </m:sub>
+        </m:sSub>
+      </m:oMath>
       <w:r>
         <w:rPr>
           <w:rFonts w:ascii="Times New Roman" w:hAnsi="Times New Roman" w:eastAsia="Times New Roman" w:cs="Times New Roman"/>
@@ -13648,15 +13803,22 @@
         <w:rPr>
           <w:rFonts w:ascii="Times New Roman" w:hAnsi="Times New Roman" w:eastAsia="Times New Roman" w:cs="Times New Roman"/>
         </w:rPr>
-        <w:t xml:space="preserve"> O</w:t>
-      </w:r>
-      <w:r>
-        <w:rPr>
-          <w:rFonts w:ascii="Times New Roman" w:hAnsi="Times New Roman" w:eastAsia="Times New Roman" w:cs="Times New Roman"/>
-          <w:vertAlign w:val="subscript"/>
-        </w:rPr>
-        <w:t>2</w:t>
-      </w:r>
+        <w:t xml:space="preserve"> </w:t>
+      </w:r>
+      <m:oMath>
+        <m:sSub>
+          <m:e>
+            <m:r>
+              <m:t>O</m:t>
+            </m:r>
+          </m:e>
+          <m:sub>
+            <m:r>
+              <m:t>2</m:t>
+            </m:r>
+          </m:sub>
+        </m:sSub>
+      </m:oMath>
       <w:r>
         <w:rPr>
           <w:rFonts w:ascii="Times New Roman" w:hAnsi="Times New Roman" w:eastAsia="Times New Roman" w:cs="Times New Roman"/>
@@ -13709,15 +13871,42 @@
         <w:rPr>
           <w:rFonts w:ascii="Times New Roman" w:hAnsi="Times New Roman" w:eastAsia="Times New Roman" w:cs="Times New Roman"/>
         </w:rPr>
-        <w:t xml:space="preserve"> NaBrO</w:t>
-      </w:r>
-      <w:r>
-        <w:rPr>
-          <w:rFonts w:ascii="Times New Roman" w:hAnsi="Times New Roman" w:eastAsia="Times New Roman" w:cs="Times New Roman"/>
-          <w:vertAlign w:val="subscript"/>
-        </w:rPr>
-        <w:t>3</w:t>
-      </w:r>
+        <w:t xml:space="preserve"> </w:t>
+      </w:r>
+      <m:oMath>
+        <m:oMathPr>
+          <m:ctrlPr>
+            <w:rPr>
+              <w:sz w:val="28"/>
+              <w:szCs w:val="28"/>
+            </w:rPr>
+          </m:ctrlPr>
+        </m:oMathPr>
+        <m:r>
+          <m:t>N</m:t>
+        </m:r>
+        <m:r>
+          <m:t>a</m:t>
+        </m:r>
+        <m:r>
+          <m:t>B</m:t>
+        </m:r>
+        <m:r>
+          <m:t>r</m:t>
+        </m:r>
+        <m:sSub>
+          <m:e>
+            <m:r>
+              <m:t>O</m:t>
+            </m:r>
+          </m:e>
+          <m:sub>
+            <m:r>
+              <m:t>3</m:t>
+            </m:r>
+          </m:sub>
+        </m:sSub>
+      </m:oMath>
       <w:r>
         <w:rPr>
           <w:rFonts w:ascii="Times New Roman" w:hAnsi="Times New Roman" w:eastAsia="Times New Roman" w:cs="Times New Roman"/>
@@ -13764,15 +13953,22 @@
         <w:rPr>
           <w:rFonts w:ascii="Times New Roman" w:hAnsi="Times New Roman" w:eastAsia="Times New Roman" w:cs="Times New Roman"/>
         </w:rPr>
-        <w:t xml:space="preserve"> I</w:t>
-      </w:r>
-      <w:r>
-        <w:rPr>
-          <w:rFonts w:ascii="Times New Roman" w:hAnsi="Times New Roman" w:eastAsia="Times New Roman" w:cs="Times New Roman"/>
-          <w:vertAlign w:val="subscript"/>
-        </w:rPr>
-        <w:t>2</w:t>
-      </w:r>
+        <w:t xml:space="preserve"> </w:t>
+      </w:r>
+      <m:oMath>
+        <m:sSub>
+          <m:e>
+            <m:r>
+              <m:t>I</m:t>
+            </m:r>
+          </m:e>
+          <m:sub>
+            <m:r>
+              <m:t>2</m:t>
+            </m:r>
+          </m:sub>
+        </m:sSub>
+      </m:oMath>
       <w:r>
         <w:rPr>
           <w:rFonts w:ascii="Times New Roman" w:hAnsi="Times New Roman" w:eastAsia="Times New Roman" w:cs="Times New Roman"/>
@@ -13807,15 +14003,22 @@
         <w:rPr>
           <w:rFonts w:ascii="Times New Roman" w:hAnsi="Times New Roman" w:eastAsia="Times New Roman" w:cs="Times New Roman"/>
         </w:rPr>
-        <w:t xml:space="preserve"> I</w:t>
-      </w:r>
-      <w:r>
-        <w:rPr>
-          <w:rFonts w:ascii="Times New Roman" w:hAnsi="Times New Roman" w:eastAsia="Times New Roman" w:cs="Times New Roman"/>
-          <w:vertAlign w:val="subscript"/>
-        </w:rPr>
-        <w:t>2</w:t>
-      </w:r>
+        <w:t xml:space="preserve"> </w:t>
+      </w:r>
+      <m:oMath>
+        <m:sSub>
+          <m:e>
+            <m:r>
+              <m:t>I</m:t>
+            </m:r>
+          </m:e>
+          <m:sub>
+            <m:r>
+              <m:t>2</m:t>
+            </m:r>
+          </m:sub>
+        </m:sSub>
+      </m:oMath>
       <w:r>
         <w:rPr>
           <w:rFonts w:ascii="Times New Roman" w:hAnsi="Times New Roman" w:eastAsia="Times New Roman" w:cs="Times New Roman"/>
@@ -14156,15 +14359,22 @@
         <w:rPr>
           <w:rFonts w:ascii="Times New Roman" w:hAnsi="Times New Roman" w:eastAsia="Times New Roman" w:cs="Times New Roman"/>
         </w:rPr>
-        <w:t xml:space="preserve"> F</w:t>
-      </w:r>
-      <w:r>
-        <w:rPr>
-          <w:rFonts w:ascii="Times New Roman" w:hAnsi="Times New Roman" w:eastAsia="Times New Roman" w:cs="Times New Roman"/>
-          <w:vertAlign w:val="subscript"/>
-        </w:rPr>
-        <w:t>2</w:t>
-      </w:r>
+        <w:t xml:space="preserve"> </w:t>
+      </w:r>
+      <m:oMath>
+        <m:sSub>
+          <m:e>
+            <m:r>
+              <m:t>F</m:t>
+            </m:r>
+          </m:e>
+          <m:sub>
+            <m:r>
+              <m:t>2</m:t>
+            </m:r>
+          </m:sub>
+        </m:sSub>
+      </m:oMath>
       <w:r>
         <w:rPr>
           <w:rFonts w:ascii="Times New Roman" w:hAnsi="Times New Roman" w:eastAsia="Times New Roman" w:cs="Times New Roman"/>
@@ -14772,41 +14982,89 @@
         <w:rPr>
           <w:rFonts w:ascii="Times New Roman" w:hAnsi="Times New Roman" w:eastAsia="Times New Roman" w:cs="Times New Roman"/>
         </w:rPr>
-        <w:t xml:space="preserve"> H</w:t>
-      </w:r>
-      <w:r>
-        <w:rPr>
-          <w:rFonts w:ascii="Times New Roman" w:hAnsi="Times New Roman" w:eastAsia="Times New Roman" w:cs="Times New Roman"/>
-          <w:vertAlign w:val="subscript"/>
-        </w:rPr>
-        <w:t>2</w:t>
-      </w:r>
-      <w:r>
-        <w:rPr>
-          <w:rFonts w:ascii="Times New Roman" w:hAnsi="Times New Roman" w:eastAsia="Times New Roman" w:cs="Times New Roman"/>
-        </w:rPr>
-        <w:t xml:space="preserve"> 、 N</w:t>
-      </w:r>
-      <w:r>
-        <w:rPr>
-          <w:rFonts w:ascii="Times New Roman" w:hAnsi="Times New Roman" w:eastAsia="Times New Roman" w:cs="Times New Roman"/>
-          <w:vertAlign w:val="subscript"/>
-        </w:rPr>
-        <w:t>2</w:t>
-      </w:r>
-      <w:r>
-        <w:rPr>
-          <w:rFonts w:ascii="Times New Roman" w:hAnsi="Times New Roman" w:eastAsia="Times New Roman" w:cs="Times New Roman"/>
-        </w:rPr>
-        <w:t xml:space="preserve"> 、NO、 NO</w:t>
-      </w:r>
-      <w:r>
-        <w:rPr>
-          <w:rFonts w:ascii="Times New Roman" w:hAnsi="Times New Roman" w:eastAsia="Times New Roman" w:cs="Times New Roman"/>
-          <w:vertAlign w:val="subscript"/>
-        </w:rPr>
-        <w:t>2</w:t>
-      </w:r>
+        <w:t xml:space="preserve"> </w:t>
+      </w:r>
+      <m:oMath>
+        <m:sSub>
+          <m:e>
+            <m:r>
+              <m:t>H</m:t>
+            </m:r>
+          </m:e>
+          <m:sub>
+            <m:r>
+              <m:t>2</m:t>
+            </m:r>
+          </m:sub>
+        </m:sSub>
+      </m:oMath>
+      <w:r>
+        <w:rPr>
+          <w:rFonts w:ascii="Times New Roman" w:hAnsi="Times New Roman" w:eastAsia="Times New Roman" w:cs="Times New Roman"/>
+        </w:rPr>
+        <w:t xml:space="preserve"> </w:t>
+      </w:r>
+      <w:r>
+        <w:rPr>
+          <w:rFonts w:ascii="Times New Roman" w:hAnsi="Times New Roman" w:eastAsia="Times New Roman" w:cs="Times New Roman"/>
+        </w:rPr>
+        <w:t xml:space="preserve">、</w:t>
+      </w:r>
+      <w:r>
+        <w:rPr>
+          <w:rFonts w:ascii="Times New Roman" w:hAnsi="Times New Roman" w:eastAsia="Times New Roman" w:cs="Times New Roman"/>
+        </w:rPr>
+        <w:t xml:space="preserve"> </w:t>
+      </w:r>
+      <m:oMath>
+        <m:sSub>
+          <m:e>
+            <m:r>
+              <m:t>N</m:t>
+            </m:r>
+          </m:e>
+          <m:sub>
+            <m:r>
+              <m:t>2</m:t>
+            </m:r>
+          </m:sub>
+        </m:sSub>
+      </m:oMath>
+      <w:r>
+        <w:rPr>
+          <w:rFonts w:ascii="Times New Roman" w:hAnsi="Times New Roman" w:eastAsia="Times New Roman" w:cs="Times New Roman"/>
+        </w:rPr>
+        <w:t xml:space="preserve"> </w:t>
+      </w:r>
+      <w:r>
+        <w:rPr>
+          <w:rFonts w:ascii="Times New Roman" w:hAnsi="Times New Roman" w:eastAsia="Times New Roman" w:cs="Times New Roman"/>
+        </w:rPr>
+        <w:t xml:space="preserve">、NO、</w:t>
+      </w:r>
+      <w:r>
+        <w:rPr>
+          <w:rFonts w:ascii="Times New Roman" w:hAnsi="Times New Roman" w:eastAsia="Times New Roman" w:cs="Times New Roman"/>
+        </w:rPr>
+        <w:t xml:space="preserve"> </w:t>
+      </w:r>
+      <m:oMath>
+        <m:r>
+          <m:t>N</m:t>
+        </m:r>
+        <m:sSub>
+          <m:e>
+            <m:r>
+              <m:t>O</m:t>
+            </m:r>
+          </m:e>
+          <m:sub>
+            <m:r>
+              <m:t>2</m:t>
+            </m:r>
+          </m:sub>
+        </m:sSub>
+      </m:oMath>
       <w:r>
         <w:rPr>
           <w:rFonts w:ascii="Times New Roman" w:hAnsi="Times New Roman" w:eastAsia="Times New Roman" w:cs="Times New Roman"/>
@@ -15110,15 +15368,28 @@
         <w:rPr>
           <w:rFonts w:ascii="Times New Roman" w:hAnsi="Times New Roman" w:eastAsia="Times New Roman" w:cs="Times New Roman"/>
         </w:rPr>
-        <w:t>; N</w:t>
-      </w:r>
-      <w:r>
-        <w:rPr>
-          <w:rFonts w:ascii="Times New Roman" w:hAnsi="Times New Roman" w:eastAsia="Times New Roman" w:cs="Times New Roman"/>
-          <w:vertAlign w:val="subscript"/>
-        </w:rPr>
-        <w:t>2</w:t>
-      </w:r>
+        <w:t xml:space="preserve">;</w:t>
+      </w:r>
+      <w:r>
+        <w:rPr>
+          <w:rFonts w:ascii="Times New Roman" w:hAnsi="Times New Roman" w:eastAsia="Times New Roman" w:cs="Times New Roman"/>
+        </w:rPr>
+        <w:t xml:space="preserve"> </w:t>
+      </w:r>
+      <m:oMath>
+        <m:sSub>
+          <m:e>
+            <m:r>
+              <m:t>N</m:t>
+            </m:r>
+          </m:e>
+          <m:sub>
+            <m:r>
+              <m:t>2</m:t>
+            </m:r>
+          </m:sub>
+        </m:sSub>
+      </m:oMath>
       <w:r>
         <w:rPr>
           <w:rFonts w:ascii="Times New Roman" w:hAnsi="Times New Roman" w:eastAsia="Times New Roman" w:cs="Times New Roman"/>
@@ -15332,24 +15603,37 @@
       <w:pPr>
         <w:pStyle w:val="BodyText"/>
       </w:pPr>
-      <w:r>
-        <w:rPr>
-          <w:rFonts w:ascii="Times New Roman" w:hAnsi="Times New Roman" w:eastAsia="Times New Roman" w:cs="Times New Roman"/>
-        </w:rPr>
-        <w:t>L</w:t>
-      </w:r>
-      <w:r>
-        <w:rPr>
-          <w:rFonts w:ascii="Times New Roman" w:hAnsi="Times New Roman" w:eastAsia="Times New Roman" w:cs="Times New Roman"/>
-          <w:vertAlign w:val="superscript"/>
-        </w:rPr>
-        <w:t>-1</w:t>
-      </w:r>
-      <w:r>
-        <w:rPr>
-          <w:rFonts w:ascii="Times New Roman" w:hAnsi="Times New Roman" w:eastAsia="Times New Roman" w:cs="Times New Roman"/>
-        </w:rPr>
-        <w:t xml:space="preserve"> ;</w:t>
+      <m:oMath>
+        <m:sSup>
+          <m:e>
+            <m:r>
+              <m:t>L</m:t>
+            </m:r>
+          </m:e>
+          <m:sup>
+            <m:r>
+              <m:rPr>
+                <m:sty m:val="p"/>
+              </m:rPr>
+              <m:t>−</m:t>
+            </m:r>
+            <m:r>
+              <m:t>1</m:t>
+            </m:r>
+          </m:sup>
+        </m:sSup>
+      </m:oMath>
+      <w:r>
+        <w:rPr>
+          <w:rFonts w:ascii="Times New Roman" w:hAnsi="Times New Roman" w:eastAsia="Times New Roman" w:cs="Times New Roman"/>
+        </w:rPr>
+        <w:t xml:space="preserve"> </w:t>
+      </w:r>
+      <w:r>
+        <w:rPr>
+          <w:rFonts w:ascii="Times New Roman" w:hAnsi="Times New Roman" w:eastAsia="Times New Roman" w:cs="Times New Roman"/>
+        </w:rPr>
+        <w:t xml:space="preserve">;</w:t>
       </w:r>
       <w:r>
         <w:rPr>
@@ -16357,32 +16641,46 @@
         </w:rPr>
         <w:t xml:space="preserve"> </w:t>
       </w:r>
-      <w:r>
-        <w:rPr>
-          <w:rFonts w:hint="eastAsia" w:ascii="Times New Roman" w:hAnsi="Times New Roman" w:eastAsia="Times New Roman" w:cs="Times New Roman"/>
-        </w:rPr>
-        <w:t>PH</w:t>
-      </w:r>
-      <w:r>
-        <w:rPr>
-          <w:rFonts w:hint="eastAsia" w:ascii="Times New Roman" w:hAnsi="Times New Roman" w:eastAsia="Times New Roman" w:cs="Times New Roman"/>
-          <w:vertAlign w:val="subscript"/>
-        </w:rPr>
-        <w:t>3</w:t>
-      </w:r>
-      <w:r>
-        <w:rPr>
-          <w:rFonts w:hint="eastAsia" w:ascii="Times New Roman" w:hAnsi="Times New Roman" w:eastAsia="Times New Roman" w:cs="Times New Roman"/>
-        </w:rPr>
-        <w:t>，PH</w:t>
-      </w:r>
-      <w:r>
-        <w:rPr>
-          <w:rFonts w:hint="eastAsia" w:ascii="Times New Roman" w:hAnsi="Times New Roman" w:eastAsia="Times New Roman" w:cs="Times New Roman"/>
-          <w:vertAlign w:val="subscript"/>
-        </w:rPr>
-        <w:t>3</w:t>
-      </w:r>
+      <m:oMath>
+        <m:r>
+          <m:t>P</m:t>
+        </m:r>
+        <m:sSub>
+          <m:e>
+            <m:r>
+              <m:t>H</m:t>
+            </m:r>
+          </m:e>
+          <m:sub>
+            <m:r>
+              <m:t>3</m:t>
+            </m:r>
+          </m:sub>
+        </m:sSub>
+      </m:oMath>
+      <w:r>
+        <w:rPr>
+          <w:rFonts w:hint="eastAsia" w:ascii="Times New Roman" w:hAnsi="Times New Roman" w:eastAsia="Times New Roman" w:cs="Times New Roman"/>
+        </w:rPr>
+        <w:t xml:space="preserve">，</w:t>
+      </w:r>
+      <m:oMath>
+        <m:r>
+          <m:t>P</m:t>
+        </m:r>
+        <m:sSub>
+          <m:e>
+            <m:r>
+              <m:t>H</m:t>
+            </m:r>
+          </m:e>
+          <m:sub>
+            <m:r>
+              <m:t>3</m:t>
+            </m:r>
+          </m:sub>
+        </m:sSub>
+      </m:oMath>
       <w:r>
         <w:rPr>
           <w:rFonts w:ascii="Times New Roman" w:hAnsi="Times New Roman" w:eastAsia="Times New Roman" w:cs="Times New Roman"/>
@@ -16447,15 +16745,25 @@
         <w:rPr>
           <w:rFonts w:ascii="Times New Roman" w:hAnsi="Times New Roman" w:eastAsia="Times New Roman" w:cs="Times New Roman"/>
         </w:rPr>
-        <w:t xml:space="preserve"> PH</w:t>
-      </w:r>
-      <w:r>
-        <w:rPr>
-          <w:rFonts w:ascii="Times New Roman" w:hAnsi="Times New Roman" w:eastAsia="Times New Roman" w:cs="Times New Roman"/>
-          <w:vertAlign w:val="subscript"/>
-        </w:rPr>
-        <w:t>3</w:t>
-      </w:r>
+        <w:t xml:space="preserve"> </w:t>
+      </w:r>
+      <m:oMath>
+        <m:r>
+          <m:t>P</m:t>
+        </m:r>
+        <m:sSub>
+          <m:e>
+            <m:r>
+              <m:t>H</m:t>
+            </m:r>
+          </m:e>
+          <m:sub>
+            <m:r>
+              <m:t>3</m:t>
+            </m:r>
+          </m:sub>
+        </m:sSub>
+      </m:oMath>
       <w:r>
         <w:rPr>
           <w:rFonts w:ascii="Times New Roman" w:hAnsi="Times New Roman" w:eastAsia="Times New Roman" w:cs="Times New Roman"/>
@@ -17032,15 +17340,31 @@
         <w:rPr>
           <w:rFonts w:ascii="Times New Roman" w:hAnsi="Times New Roman" w:eastAsia="Times New Roman" w:cs="Times New Roman"/>
         </w:rPr>
-        <w:t xml:space="preserve"> KMnO</w:t>
-      </w:r>
-      <w:r>
-        <w:rPr>
-          <w:rFonts w:ascii="Times New Roman" w:hAnsi="Times New Roman" w:eastAsia="Times New Roman" w:cs="Times New Roman"/>
-          <w:vertAlign w:val="subscript"/>
-        </w:rPr>
-        <w:t>4</w:t>
-      </w:r>
+        <w:t xml:space="preserve"> </w:t>
+      </w:r>
+      <m:oMath>
+        <m:r>
+          <m:t>K</m:t>
+        </m:r>
+        <m:r>
+          <m:t>M</m:t>
+        </m:r>
+        <m:r>
+          <m:t>n</m:t>
+        </m:r>
+        <m:sSub>
+          <m:e>
+            <m:r>
+              <m:t>O</m:t>
+            </m:r>
+          </m:e>
+          <m:sub>
+            <m:r>
+              <m:t>4</m:t>
+            </m:r>
+          </m:sub>
+        </m:sSub>
+      </m:oMath>
       <w:r>
         <w:rPr>
           <w:rFonts w:ascii="Times New Roman" w:hAnsi="Times New Roman" w:eastAsia="Times New Roman" w:cs="Times New Roman"/>
@@ -17327,15 +17651,25 @@
         <w:rPr>
           <w:rFonts w:ascii="Times New Roman" w:hAnsi="Times New Roman" w:eastAsia="Times New Roman" w:cs="Times New Roman"/>
         </w:rPr>
-        <w:t xml:space="preserve"> PH</w:t>
-      </w:r>
-      <w:r>
-        <w:rPr>
-          <w:rFonts w:ascii="Times New Roman" w:hAnsi="Times New Roman" w:eastAsia="Times New Roman" w:cs="Times New Roman"/>
-          <w:vertAlign w:val="subscript"/>
-        </w:rPr>
-        <w:t>3</w:t>
-      </w:r>
+        <w:t xml:space="preserve"> </w:t>
+      </w:r>
+      <m:oMath>
+        <m:r>
+          <m:t>P</m:t>
+        </m:r>
+        <m:sSub>
+          <m:e>
+            <m:r>
+              <m:t>H</m:t>
+            </m:r>
+          </m:e>
+          <m:sub>
+            <m:r>
+              <m:t>3</m:t>
+            </m:r>
+          </m:sub>
+        </m:sSub>
+      </m:oMath>
       <w:r>
         <w:rPr>
           <w:rFonts w:ascii="Times New Roman" w:hAnsi="Times New Roman" w:eastAsia="Times New Roman" w:cs="Times New Roman"/>
@@ -17608,15 +17942,31 @@
         <w:rPr>
           <w:rFonts w:ascii="Times New Roman" w:hAnsi="Times New Roman" w:eastAsia="Times New Roman" w:cs="Times New Roman"/>
         </w:rPr>
-        <w:t xml:space="preserve"> KMnO</w:t>
-      </w:r>
-      <w:r>
-        <w:rPr>
-          <w:rFonts w:ascii="Times New Roman" w:hAnsi="Times New Roman" w:eastAsia="Times New Roman" w:cs="Times New Roman"/>
-          <w:vertAlign w:val="subscript"/>
-        </w:rPr>
-        <w:t>4</w:t>
-      </w:r>
+        <w:t xml:space="preserve"> </w:t>
+      </w:r>
+      <m:oMath>
+        <m:r>
+          <m:t>K</m:t>
+        </m:r>
+        <m:r>
+          <m:t>M</m:t>
+        </m:r>
+        <m:r>
+          <m:t>n</m:t>
+        </m:r>
+        <m:sSub>
+          <m:e>
+            <m:r>
+              <m:t>O</m:t>
+            </m:r>
+          </m:e>
+          <m:sub>
+            <m:r>
+              <m:t>4</m:t>
+            </m:r>
+          </m:sub>
+        </m:sSub>
+      </m:oMath>
       <w:r>
         <w:rPr>
           <w:rFonts w:ascii="Times New Roman" w:hAnsi="Times New Roman" w:eastAsia="Times New Roman" w:cs="Times New Roman"/>
@@ -17733,15 +18083,25 @@
         <w:rPr>
           <w:rFonts w:ascii="Times New Roman" w:hAnsi="Times New Roman" w:eastAsia="Times New Roman" w:cs="Times New Roman"/>
         </w:rPr>
-        <w:t xml:space="preserve"> PH</w:t>
-      </w:r>
-      <w:r>
-        <w:rPr>
-          <w:rFonts w:ascii="Times New Roman" w:hAnsi="Times New Roman" w:eastAsia="Times New Roman" w:cs="Times New Roman"/>
-          <w:vertAlign w:val="subscript"/>
-        </w:rPr>
-        <w:t>3</w:t>
-      </w:r>
+        <w:t xml:space="preserve"> </w:t>
+      </w:r>
+      <m:oMath>
+        <m:r>
+          <m:t>P</m:t>
+        </m:r>
+        <m:sSub>
+          <m:e>
+            <m:r>
+              <m:t>H</m:t>
+            </m:r>
+          </m:e>
+          <m:sub>
+            <m:r>
+              <m:t>3</m:t>
+            </m:r>
+          </m:sub>
+        </m:sSub>
+      </m:oMath>
       <w:r>
         <w:rPr>
           <w:rFonts w:ascii="Times New Roman" w:hAnsi="Times New Roman" w:eastAsia="Times New Roman" w:cs="Times New Roman"/>
@@ -17934,15 +18294,25 @@
         <w:rPr>
           <w:rFonts w:ascii="Times New Roman" w:hAnsi="Times New Roman" w:eastAsia="Times New Roman" w:cs="Times New Roman"/>
         </w:rPr>
-        <w:t xml:space="preserve"> CO</w:t>
-      </w:r>
-      <w:r>
-        <w:rPr>
-          <w:rFonts w:ascii="Times New Roman" w:hAnsi="Times New Roman" w:eastAsia="Times New Roman" w:cs="Times New Roman"/>
-          <w:vertAlign w:val="subscript"/>
-        </w:rPr>
-        <w:t>2</w:t>
-      </w:r>
+        <w:t xml:space="preserve"> </w:t>
+      </w:r>
+      <m:oMath>
+        <m:r>
+          <m:t>C</m:t>
+        </m:r>
+        <m:sSub>
+          <m:e>
+            <m:r>
+              <m:t>O</m:t>
+            </m:r>
+          </m:e>
+          <m:sub>
+            <m:r>
+              <m:t>2</m:t>
+            </m:r>
+          </m:sub>
+        </m:sSub>
+      </m:oMath>
       <w:r>
         <w:rPr>
           <w:rFonts w:ascii="Times New Roman" w:hAnsi="Times New Roman" w:eastAsia="Times New Roman" w:cs="Times New Roman"/>
@@ -17959,15 +18329,22 @@
         <w:rPr>
           <w:rFonts w:ascii="Times New Roman" w:hAnsi="Times New Roman" w:eastAsia="Times New Roman" w:cs="Times New Roman"/>
         </w:rPr>
-        <w:t xml:space="preserve"> O</w:t>
-      </w:r>
-      <w:r>
-        <w:rPr>
-          <w:rFonts w:ascii="Times New Roman" w:hAnsi="Times New Roman" w:eastAsia="Times New Roman" w:cs="Times New Roman"/>
-          <w:vertAlign w:val="subscript"/>
-        </w:rPr>
-        <w:t>2</w:t>
-      </w:r>
+        <w:t xml:space="preserve"> </w:t>
+      </w:r>
+      <m:oMath>
+        <m:sSub>
+          <m:e>
+            <m:r>
+              <m:t>O</m:t>
+            </m:r>
+          </m:e>
+          <m:sub>
+            <m:r>
+              <m:t>2</m:t>
+            </m:r>
+          </m:sub>
+        </m:sSub>
+      </m:oMath>
       <w:r>
         <w:rPr>
           <w:rFonts w:ascii="Times New Roman" w:hAnsi="Times New Roman" w:eastAsia="Times New Roman" w:cs="Times New Roman"/>
@@ -21518,7 +21895,7 @@
     <ns0:name ns0:val="Verbatim Char"/>
     <ns0:basedOn ns0:val="BodyTextChar"/>
     <ns0:rPr>
-      <ns0:rFonts ns0:ascii="Times New Roman" ns0:cs="Times New Roman" ns0:eastAsia="FangSong" ns0:hAnsi="Times New Roman"/>
+      <ns0:rFonts ns0:ascii="SimSun" ns0:cs="SimSun" ns0:eastAsia="SimSun" ns0:hAnsi="SimSun"/>
       <ns0:b ns0:val="0"/>
       <ns0:sz ns0:val="20"/>
     </ns0:rPr>
@@ -21572,7 +21949,7 @@
       <w:wordWrap w:val="off"/>
     </w:pPr>
     <ns0:rPr>
-      <w:rFonts ns0:ascii="Times New Roman" ns0:hAnsi="Times New Roman" ns0:eastAsia="FangSong" ns0:cs="Times New Roman"/>
+      <w:rFonts ns0:ascii="SimSun" ns0:hAnsi="SimSun" ns0:eastAsia="SimSun" ns0:cs="SimSun"/>
     </ns0:rPr>
   </w:style>
   <w:style w:type="character" w:customStyle="1" w:styleId="KeywordTok">

--- a/00-首页/题组Word/专项卷/一分册/专项卷II-学生版.docx
+++ b/00-首页/题组Word/专项卷/一分册/专项卷II-学生版.docx
@@ -237,7 +237,7 @@
         </w:rPr>
         <w:drawing>
           <wp:inline>
-            <wp:extent cx="3240000" cy="3132765"/>
+            <wp:extent cx="3217020" cy="3132765"/>
             <wp:effectExtent b="0" l="0" r="0" t="0"/>
             <wp:docPr descr="" title="" id="11" name="Picture"/>
             <a:graphic>
@@ -258,7 +258,7 @@
                   <pic:spPr bwMode="auto">
                     <a:xfrm>
                       <a:off x="0" y="0"/>
-                      <a:ext cx="3240000" cy="3132765"/>
+                      <a:ext cx="3217020" cy="3132765"/>
                     </a:xfrm>
                     <a:prstGeom prst="rect">
                       <a:avLst/>
@@ -280,6 +280,8 @@
     <w:p>
       <w:pPr>
         <w:pStyle w:val="BodyText"/>
+        <w:ind w:left="480" w:hanging="480"/>
+        <w:spacing w:after="0"/>
       </w:pPr>
       <w:r>
         <w:rPr>
@@ -367,7 +369,20 @@
         <w:rPr>
           <w:rFonts w:ascii="Times New Roman" w:hAnsi="Times New Roman" w:eastAsia="Times New Roman" w:cs="Times New Roman"/>
         </w:rPr>
-        <w:t xml:space="preserve">　B. Ⅰ </w:t>
+        <w:t xml:space="preserve">　</w:t>
+      </w:r>
+    </w:p>
+    <w:p>
+      <w:pPr>
+        <w:pStyle w:val="BodyText"/>
+        <w:ind w:left="480" w:hanging="480"/>
+        <w:spacing w:before="0" w:after="0"/>
+      </w:pPr>
+      <w:r>
+        <w:rPr>
+          <w:rFonts w:ascii="Times New Roman" w:hAnsi="Times New Roman" w:eastAsia="Times New Roman" w:cs="Times New Roman"/>
+        </w:rPr>
+        <w:t xml:space="preserve">B. Ⅰ </w:t>
       </w:r>
       <w:r>
         <w:rPr>
@@ -440,7 +455,20 @@
         <w:rPr>
           <w:rFonts w:ascii="Times New Roman" w:hAnsi="Times New Roman" w:eastAsia="Times New Roman" w:cs="Times New Roman"/>
         </w:rPr>
-        <w:t xml:space="preserve">　C. Ⅰ </w:t>
+        <w:t xml:space="preserve">　</w:t>
+      </w:r>
+    </w:p>
+    <w:p>
+      <w:pPr>
+        <w:pStyle w:val="BodyText"/>
+        <w:ind w:left="480" w:hanging="480"/>
+        <w:spacing w:before="0" w:after="0"/>
+      </w:pPr>
+      <w:r>
+        <w:rPr>
+          <w:rFonts w:ascii="Times New Roman" w:hAnsi="Times New Roman" w:eastAsia="Times New Roman" w:cs="Times New Roman"/>
+        </w:rPr>
+        <w:t xml:space="preserve">C. Ⅰ </w:t>
       </w:r>
       <w:r>
         <w:rPr>
@@ -522,7 +550,20 @@
         <w:rPr>
           <w:rFonts w:ascii="Times New Roman" w:hAnsi="Times New Roman" w:eastAsia="Times New Roman" w:cs="Times New Roman"/>
         </w:rPr>
-        <w:t xml:space="preserve">　D. Ⅰ </w:t>
+        <w:t xml:space="preserve">　</w:t>
+      </w:r>
+    </w:p>
+    <w:p>
+      <w:pPr>
+        <w:pStyle w:val="BodyText"/>
+        <w:ind w:left="480" w:hanging="480"/>
+        <w:spacing w:before="0" w:after="180"/>
+      </w:pPr>
+      <w:r>
+        <w:rPr>
+          <w:rFonts w:ascii="Times New Roman" w:hAnsi="Times New Roman" w:eastAsia="Times New Roman" w:cs="Times New Roman"/>
+        </w:rPr>
+        <w:t xml:space="preserve">D. Ⅰ </w:t>
       </w:r>
       <w:r>
         <w:rPr>
@@ -600,6 +641,16 @@
           </m:sub>
         </m:sSub>
       </m:oMath>
+    </w:p>
+    <w:p>
+      <w:pPr>
+        <w:spacing w:before="0" w:after="0"/>
+      </w:pPr>
+    </w:p>
+    <w:p>
+      <w:pPr>
+        <w:spacing w:before="0" w:after="0"/>
+      </w:pPr>
     </w:p>
     <w:bookmarkEnd w:id="13"/>
     <w:bookmarkStart w:id="14" w:name="第-2-题"/>
@@ -848,6 +899,8 @@
     <w:p>
       <w:pPr>
         <w:pStyle w:val="BodyText"/>
+        <w:ind w:left="480" w:hanging="480"/>
+        <w:spacing w:after="0"/>
       </w:pPr>
       <w:r>
         <w:rPr>
@@ -865,7 +918,20 @@
         <w:rPr>
           <w:rFonts w:ascii="Times New Roman" w:hAnsi="Times New Roman" w:eastAsia="Times New Roman" w:cs="Times New Roman"/>
         </w:rPr>
-        <w:t xml:space="preserve">　　B. </w:t>
+        <w:t xml:space="preserve">　　</w:t>
+      </w:r>
+    </w:p>
+    <w:p>
+      <w:pPr>
+        <w:pStyle w:val="BodyText"/>
+        <w:ind w:left="480" w:hanging="480"/>
+        <w:spacing w:before="0" w:after="0"/>
+      </w:pPr>
+      <w:r>
+        <w:rPr>
+          <w:rFonts w:ascii="Times New Roman" w:hAnsi="Times New Roman" w:eastAsia="Times New Roman" w:cs="Times New Roman"/>
+        </w:rPr>
+        <w:t xml:space="preserve">B. </w:t>
       </w:r>
       <w:r>
         <w:rPr>
@@ -877,7 +943,20 @@
         <w:rPr>
           <w:rFonts w:ascii="Times New Roman" w:hAnsi="Times New Roman" w:eastAsia="Times New Roman" w:cs="Times New Roman"/>
         </w:rPr>
-        <w:t xml:space="preserve">　　C. </w:t>
+        <w:t xml:space="preserve">　　</w:t>
+      </w:r>
+    </w:p>
+    <w:p>
+      <w:pPr>
+        <w:pStyle w:val="BodyText"/>
+        <w:ind w:left="480" w:hanging="480"/>
+        <w:spacing w:before="0" w:after="0"/>
+      </w:pPr>
+      <w:r>
+        <w:rPr>
+          <w:rFonts w:ascii="Times New Roman" w:hAnsi="Times New Roman" w:eastAsia="Times New Roman" w:cs="Times New Roman"/>
+        </w:rPr>
+        <w:t xml:space="preserve">C. </w:t>
       </w:r>
       <w:r>
         <w:rPr>
@@ -889,7 +968,20 @@
         <w:rPr>
           <w:rFonts w:ascii="Times New Roman" w:hAnsi="Times New Roman" w:eastAsia="Times New Roman" w:cs="Times New Roman"/>
         </w:rPr>
-        <w:t xml:space="preserve">　　D. 98 g </w:t>
+        <w:t xml:space="preserve">　　</w:t>
+      </w:r>
+    </w:p>
+    <w:p>
+      <w:pPr>
+        <w:pStyle w:val="BodyText"/>
+        <w:ind w:left="480" w:hanging="480"/>
+        <w:spacing w:before="0" w:after="180"/>
+      </w:pPr>
+      <w:r>
+        <w:rPr>
+          <w:rFonts w:ascii="Times New Roman" w:hAnsi="Times New Roman" w:eastAsia="Times New Roman" w:cs="Times New Roman"/>
+        </w:rPr>
+        <w:t xml:space="preserve">D. 98 g </w:t>
       </w:r>
       <w:r>
         <w:rPr>
@@ -897,6 +989,16 @@
         </w:rPr>
         <w:t xml:space="preserve">硫酸的物质的量</w:t>
       </w:r>
+    </w:p>
+    <w:p>
+      <w:pPr>
+        <w:spacing w:before="0" w:after="0"/>
+      </w:pPr>
+    </w:p>
+    <w:p>
+      <w:pPr>
+        <w:spacing w:before="0" w:after="0"/>
+      </w:pPr>
     </w:p>
     <w:bookmarkEnd w:id="14"/>
     <w:bookmarkStart w:id="15" w:name="第-3-题"/>
@@ -1018,6 +1120,21 @@
         </w:rPr>
         <w:t>。</w:t>
       </w:r>
+    </w:p>
+    <w:p>
+      <w:pPr>
+        <w:spacing w:before="0" w:after="0"/>
+      </w:pPr>
+    </w:p>
+    <w:p>
+      <w:pPr>
+        <w:spacing w:before="0" w:after="0"/>
+      </w:pPr>
+    </w:p>
+    <w:p>
+      <w:pPr>
+        <w:spacing w:before="0" w:after="0"/>
+      </w:pPr>
     </w:p>
     <w:bookmarkEnd w:id="15"/>
     <w:bookmarkStart w:id="19" w:name="第-4-题"/>
@@ -1920,7 +2037,7 @@
         </w:rPr>
         <w:drawing>
           <wp:inline>
-            <wp:extent cx="3600000" cy="2353845"/>
+            <wp:extent cx="3600000" cy="2349035"/>
             <wp:effectExtent b="0" l="0" r="0" t="0"/>
             <wp:docPr descr="" title="" id="17" name="Picture"/>
             <a:graphic>
@@ -1941,7 +2058,7 @@
                   <pic:spPr bwMode="auto">
                     <a:xfrm>
                       <a:off x="0" y="0"/>
-                      <a:ext cx="3600000" cy="2353845"/>
+                      <a:ext cx="3600000" cy="2349035"/>
                     </a:xfrm>
                     <a:prstGeom prst="rect">
                       <a:avLst/>
@@ -1962,219 +2079,13 @@
     </w:p>
     <w:p>
       <w:pPr>
-        <w:pStyle w:val="BlockText"/>
-      </w:pPr>
-      <w:r>
-        <w:rPr>
-          <w:rFonts w:hint="eastAsia" w:ascii="Times New Roman" w:hAnsi="Times New Roman" w:eastAsia="FangSong" w:cs="Times New Roman"/>
-          <w:b/>
-          <w:bCs/>
-        </w:rPr>
-        <w:t xml:space="preserve">校勘注</w:t>
-      </w:r>
-      <w:r>
-        <w:rPr>
-          <w:rFonts w:hint="eastAsia" w:ascii="Times New Roman" w:hAnsi="Times New Roman" w:eastAsia="Times New Roman" w:cs="Times New Roman"/>
-        </w:rPr>
-        <w:t>：</w:t>
-      </w:r>
-      <w:r>
-        <w:rPr>
-          <w:rFonts w:hint="eastAsia" w:ascii="Times New Roman" w:hAnsi="Times New Roman" w:eastAsia="FangSong" w:cs="Times New Roman"/>
-        </w:rPr>
-        <w:t>题面</w:t>
-      </w:r>
-      <w:r>
-        <w:rPr>
-          <w:rFonts w:ascii="Times New Roman" w:hAnsi="Times New Roman" w:eastAsia="Times New Roman" w:cs="Times New Roman"/>
-        </w:rPr>
-        <w:t xml:space="preserve"> D </w:t>
-      </w:r>
-      <w:r>
-        <w:rPr>
-          <w:rFonts w:hint="eastAsia" w:ascii="Times New Roman" w:hAnsi="Times New Roman" w:eastAsia="FangSong" w:cs="Times New Roman"/>
-        </w:rPr>
-        <w:t xml:space="preserve">选项原书</w:t>
-      </w:r>
-      <w:r>
-        <w:rPr>
-          <w:rFonts w:ascii="Times New Roman" w:hAnsi="Times New Roman" w:eastAsia="Times New Roman" w:cs="Times New Roman"/>
-        </w:rPr>
-        <w:t xml:space="preserve"> OCR </w:t>
-      </w:r>
-      <w:r>
-        <w:rPr>
-          <w:rFonts w:hint="eastAsia" w:ascii="Times New Roman" w:hAnsi="Times New Roman" w:eastAsia="FangSong" w:cs="Times New Roman"/>
-        </w:rPr>
-        <w:t>断裂</w:t>
-      </w:r>
-      <w:r>
-        <w:rPr>
-          <w:rFonts w:hint="eastAsia" w:ascii="Times New Roman" w:hAnsi="Times New Roman" w:eastAsia="Times New Roman" w:cs="Times New Roman"/>
-        </w:rPr>
-        <w:t>（</w:t>
-      </w:r>
-      <w:r>
-        <w:rPr>
-          <w:rFonts w:hint="eastAsia" w:ascii="Times New Roman" w:hAnsi="Times New Roman" w:eastAsia="Times New Roman" w:cs="Times New Roman"/>
-        </w:rPr>
-        <w:t>“</w:t>
-      </w:r>
-      <w:r>
-        <w:rPr>
-          <w:rFonts w:hint="eastAsia" w:ascii="Times New Roman" w:hAnsi="Times New Roman" w:eastAsia="FangSong" w:cs="Times New Roman"/>
-        </w:rPr>
-        <w:t>主要原因是</w:t>
-      </w:r>
-      <w:r>
-        <w:rPr>
-          <w:rFonts w:ascii="Times New Roman" w:hAnsi="Times New Roman" w:eastAsia="Times New Roman" w:cs="Times New Roman"/>
-        </w:rPr>
-        <w:t xml:space="preserve"> NH</w:t>
-      </w:r>
-      <w:r>
-        <w:rPr>
-          <w:rFonts w:ascii="Times New Roman" w:hAnsi="Times New Roman" w:eastAsia="Times New Roman" w:cs="Times New Roman"/>
-          <w:vertAlign w:val="subscript"/>
-        </w:rPr>
-        <w:t>3</w:t>
-      </w:r>
-      <w:r>
-        <w:rPr>
-          <w:rFonts w:ascii="Times New Roman" w:hAnsi="Times New Roman" w:eastAsia="Times New Roman" w:cs="Times New Roman"/>
-        </w:rPr>
-        <w:t>”</w:t>
-      </w:r>
-      <w:r>
-        <w:rPr>
-          <w:rFonts w:hint="eastAsia" w:ascii="Times New Roman" w:hAnsi="Times New Roman" w:eastAsia="FangSong" w:cs="Times New Roman"/>
-        </w:rPr>
-        <w:t xml:space="preserve">后接图片化残句</w:t>
-      </w:r>
-      <w:r>
-        <w:rPr>
-          <w:rFonts w:ascii="Times New Roman" w:hAnsi="Times New Roman" w:eastAsia="Times New Roman" w:cs="Times New Roman"/>
-        </w:rPr>
-        <w:t xml:space="preserve"> </w:t>
-      </w:r>
-      <m:oMath>
-        <m:oMathPr>
-          <m:ctrlPr>
-            <w:rPr>
-              <w:sz w:val="28"/>
-              <w:szCs w:val="28"/>
-            </w:rPr>
-          </m:ctrlPr>
-        </m:oMathPr>
-        <m:r>
-          <m:rPr>
-            <m:sty m:val="p"/>
-          </m:rPr>
-          <m:t>N</m:t>
-        </m:r>
-        <m:sSub>
-          <m:e>
-            <m:r>
-              <m:rPr>
-                <m:sty m:val="p"/>
-              </m:rPr>
-              <m:t>H</m:t>
-            </m:r>
-          </m:e>
-          <m:sub>
-            <m:r>
-              <m:rPr>
-                <m:sty m:val="p"/>
-              </m:rPr>
-              <m:t>3</m:t>
-            </m:r>
-          </m:sub>
-        </m:sSub>
-        <m:r>
-          <m:rPr>
-            <m:sty m:val="p"/>
-          </m:rPr>
-          <m:t>⋅</m:t>
-        </m:r>
-        <m:sSub>
-          <m:e>
-            <m:r>
-              <m:rPr>
-                <m:sty m:val="p"/>
-              </m:rPr>
-              <m:t>H</m:t>
-            </m:r>
-          </m:e>
-          <m:sub>
-            <m:r>
-              <m:rPr>
-                <m:sty m:val="p"/>
-              </m:rPr>
-              <m:t>2</m:t>
-            </m:r>
-          </m:sub>
-        </m:sSub>
-        <m:r>
-          <m:rPr>
-            <m:sty m:val="p"/>
-          </m:rPr>
-          <m:t>O</m:t>
-        </m:r>
-      </m:oMath>
-      <w:r>
-        <w:rPr>
-          <w:rFonts w:hint="eastAsia" w:ascii="Times New Roman" w:hAnsi="Times New Roman" w:eastAsia="Times New Roman" w:cs="Times New Roman"/>
-        </w:rPr>
-        <w:t>），</w:t>
-      </w:r>
-      <w:r>
-        <w:rPr>
-          <w:rFonts w:hint="eastAsia" w:ascii="Times New Roman" w:hAnsi="Times New Roman" w:eastAsia="FangSong" w:cs="Times New Roman"/>
-        </w:rPr>
-        <w:t>按原书核对补全语义为</w:t>
-      </w:r>
-      <w:r>
-        <w:rPr>
-          <w:rFonts w:hint="eastAsia" w:ascii="Times New Roman" w:hAnsi="Times New Roman" w:eastAsia="Times New Roman" w:cs="Times New Roman"/>
-        </w:rPr>
-        <w:t>”</w:t>
-      </w:r>
-      <w:r>
-        <w:rPr>
-          <w:rFonts w:hint="eastAsia" w:ascii="Times New Roman" w:hAnsi="Times New Roman" w:eastAsia="FangSong" w:cs="Times New Roman"/>
-        </w:rPr>
-        <w:t>加入的盐酸温度低于溶液温度</w:t>
-      </w:r>
-      <w:r>
-        <w:rPr>
-          <w:rFonts w:hint="eastAsia" w:ascii="Times New Roman" w:hAnsi="Times New Roman" w:eastAsia="Times New Roman" w:cs="Times New Roman"/>
-        </w:rPr>
-        <w:t>（</w:t>
-      </w:r>
-      <w:r>
-        <w:rPr>
-          <w:rFonts w:hint="eastAsia" w:ascii="Times New Roman" w:hAnsi="Times New Roman" w:eastAsia="FangSong" w:cs="Times New Roman"/>
-        </w:rPr>
-        <w:t>且稀释散热</w:t>
-      </w:r>
-      <w:r>
-        <w:rPr>
-          <w:rFonts w:hint="eastAsia" w:ascii="Times New Roman" w:hAnsi="Times New Roman" w:eastAsia="Times New Roman" w:cs="Times New Roman"/>
-        </w:rPr>
-        <w:t>）“，</w:t>
-      </w:r>
-      <w:r>
-        <w:rPr>
-          <w:rFonts w:hint="eastAsia" w:ascii="Times New Roman" w:hAnsi="Times New Roman" w:eastAsia="FangSong" w:cs="Times New Roman"/>
-        </w:rPr>
-        <w:t>照录存疑</w:t>
-      </w:r>
-      <w:r>
-        <w:rPr>
-          <w:rFonts w:hint="eastAsia" w:ascii="Times New Roman" w:hAnsi="Times New Roman" w:eastAsia="Times New Roman" w:cs="Times New Roman"/>
-        </w:rPr>
-        <w:t>。</w:t>
-      </w:r>
+        <w:spacing w:before="0" w:after="0"/>
+      </w:pPr>
+    </w:p>
+    <w:p>
+      <w:pPr>
+        <w:spacing w:before="0" w:after="0"/>
+      </w:pPr>
     </w:p>
     <w:bookmarkEnd w:id="19"/>
     <w:bookmarkStart w:id="20" w:name="第-5-题"/>
@@ -3031,6 +2942,39 @@
       </w:r>
     </w:p>
     <w:p>
+      <w:pPr/>
+      <w:r>
+        <w:rPr>
+          <w:rFonts w:ascii="Times New Roman" w:hAnsi="Times New Roman" w:eastAsia="Times New Roman" w:cs="Times New Roman"/>
+        </w:rPr>
+        <w:t xml:space="preserve">C、I </w:t>
+      </w:r>
+      <w:r>
+        <w:rPr>
+          <w:rFonts w:hint="eastAsia" w:ascii="Times New Roman" w:hAnsi="Times New Roman" w:eastAsia="FangSong" w:cs="Times New Roman"/>
+        </w:rPr>
+        <w:t>的氢化物可相互混溶在一起</w:t>
+      </w:r>
+      <w:r>
+        <w:rPr>
+          <w:rFonts w:hint="eastAsia" w:ascii="Times New Roman" w:hAnsi="Times New Roman" w:eastAsia="Times New Roman" w:cs="Times New Roman"/>
+        </w:rPr>
+        <w:t>，</w:t>
+      </w:r>
+      <w:r>
+        <w:rPr>
+          <w:rFonts w:hint="eastAsia" w:ascii="Times New Roman" w:hAnsi="Times New Roman" w:eastAsia="FangSong" w:cs="Times New Roman"/>
+        </w:rPr>
+        <w:t>请解释其可能的原因</w:t>
+      </w:r>
+      <w:r>
+        <w:rPr>
+          <w:rFonts w:hint="eastAsia" w:ascii="Times New Roman" w:hAnsi="Times New Roman" w:eastAsia="Times New Roman" w:cs="Times New Roman"/>
+        </w:rPr>
+        <w:t>____；</w:t>
+      </w:r>
+    </w:p>
+    <w:p>
       <w:pPr>
         <w:numPr>
           <w:ilvl w:val="0"/>
@@ -3039,33 +2983,39 @@
       </w:pPr>
       <w:r>
         <w:rPr>
-          <w:rFonts w:ascii="Times New Roman" w:hAnsi="Times New Roman" w:eastAsia="Times New Roman" w:cs="Times New Roman"/>
-        </w:rPr>
-        <w:t xml:space="preserve">C、I </w:t>
-      </w:r>
-      <w:r>
-        <w:rPr>
-          <w:rFonts w:hint="eastAsia" w:ascii="Times New Roman" w:hAnsi="Times New Roman" w:eastAsia="FangSong" w:cs="Times New Roman"/>
-        </w:rPr>
-        <w:t>的氢化物可相互混溶在一起</w:t>
-      </w:r>
-      <w:r>
-        <w:rPr>
-          <w:rFonts w:hint="eastAsia" w:ascii="Times New Roman" w:hAnsi="Times New Roman" w:eastAsia="Times New Roman" w:cs="Times New Roman"/>
-        </w:rPr>
-        <w:t>，</w:t>
-      </w:r>
-      <w:r>
-        <w:rPr>
-          <w:rFonts w:hint="eastAsia" w:ascii="Times New Roman" w:hAnsi="Times New Roman" w:eastAsia="FangSong" w:cs="Times New Roman"/>
-        </w:rPr>
-        <w:t>请解释其可能的原因</w:t>
-      </w:r>
-      <w:r>
-        <w:rPr>
-          <w:rFonts w:hint="eastAsia" w:ascii="Times New Roman" w:hAnsi="Times New Roman" w:eastAsia="Times New Roman" w:cs="Times New Roman"/>
-        </w:rPr>
-        <w:t>____；</w:t>
+          <w:rFonts w:hint="eastAsia" w:ascii="Times New Roman" w:hAnsi="Times New Roman" w:eastAsia="FangSong" w:cs="Times New Roman"/>
+        </w:rPr>
+        <w:t xml:space="preserve">写出</w:t>
+      </w:r>
+      <w:r>
+        <w:rPr>
+          <w:rFonts w:ascii="Times New Roman" w:hAnsi="Times New Roman" w:eastAsia="Times New Roman" w:cs="Times New Roman"/>
+        </w:rPr>
+        <w:t xml:space="preserve"> E </w:t>
+      </w:r>
+      <w:r>
+        <w:rPr>
+          <w:rFonts w:hint="eastAsia" w:ascii="Times New Roman" w:hAnsi="Times New Roman" w:eastAsia="FangSong" w:cs="Times New Roman"/>
+        </w:rPr>
+        <w:t xml:space="preserve">的单质与</w:t>
+      </w:r>
+      <w:r>
+        <w:rPr>
+          <w:rFonts w:ascii="Times New Roman" w:hAnsi="Times New Roman" w:eastAsia="Times New Roman" w:cs="Times New Roman"/>
+        </w:rPr>
+        <w:t xml:space="preserve"> I </w:t>
+      </w:r>
+      <w:r>
+        <w:rPr>
+          <w:rFonts w:hint="eastAsia" w:ascii="Times New Roman" w:hAnsi="Times New Roman" w:eastAsia="FangSong" w:cs="Times New Roman"/>
+        </w:rPr>
+        <w:t>元素的最高价氧化物对应的水化物反应的化学方程式</w:t>
+      </w:r>
+      <w:r>
+        <w:rPr>
+          <w:rFonts w:hint="eastAsia" w:ascii="Times New Roman" w:hAnsi="Times New Roman" w:eastAsia="Times New Roman" w:cs="Times New Roman"/>
+        </w:rPr>
+        <w:t>：____；</w:t>
       </w:r>
     </w:p>
     <w:p>
@@ -3079,37 +3029,253 @@
         <w:rPr>
           <w:rFonts w:hint="eastAsia" w:ascii="Times New Roman" w:hAnsi="Times New Roman" w:eastAsia="FangSong" w:cs="Times New Roman"/>
         </w:rPr>
-        <w:t xml:space="preserve">写出</w:t>
-      </w:r>
-      <w:r>
-        <w:rPr>
-          <w:rFonts w:ascii="Times New Roman" w:hAnsi="Times New Roman" w:eastAsia="Times New Roman" w:cs="Times New Roman"/>
-        </w:rPr>
-        <w:t xml:space="preserve"> E </w:t>
-      </w:r>
-      <w:r>
-        <w:rPr>
-          <w:rFonts w:hint="eastAsia" w:ascii="Times New Roman" w:hAnsi="Times New Roman" w:eastAsia="FangSong" w:cs="Times New Roman"/>
-        </w:rPr>
-        <w:t xml:space="preserve">的单质与</w:t>
-      </w:r>
-      <w:r>
-        <w:rPr>
-          <w:rFonts w:ascii="Times New Roman" w:hAnsi="Times New Roman" w:eastAsia="Times New Roman" w:cs="Times New Roman"/>
-        </w:rPr>
-        <w:t xml:space="preserve"> I </w:t>
-      </w:r>
-      <w:r>
-        <w:rPr>
-          <w:rFonts w:hint="eastAsia" w:ascii="Times New Roman" w:hAnsi="Times New Roman" w:eastAsia="FangSong" w:cs="Times New Roman"/>
-        </w:rPr>
-        <w:t>元素的最高价氧化物对应的水化物反应的化学方程式</w:t>
-      </w:r>
-      <w:r>
-        <w:rPr>
-          <w:rFonts w:hint="eastAsia" w:ascii="Times New Roman" w:hAnsi="Times New Roman" w:eastAsia="Times New Roman" w:cs="Times New Roman"/>
-        </w:rPr>
-        <w:t>：____；</w:t>
+        <w:t xml:space="preserve">上述</w:t>
+      </w:r>
+      <w:r>
+        <w:rPr>
+          <w:rFonts w:ascii="Times New Roman" w:hAnsi="Times New Roman" w:eastAsia="Times New Roman" w:cs="Times New Roman"/>
+        </w:rPr>
+        <w:t xml:space="preserve"> E、F、G </w:t>
+      </w:r>
+      <w:r>
+        <w:rPr>
+          <w:rFonts w:hint="eastAsia" w:ascii="Times New Roman" w:hAnsi="Times New Roman" w:eastAsia="FangSong" w:cs="Times New Roman"/>
+        </w:rPr>
+        <w:t>三种元素中的某两种元素形成的化合物中</w:t>
+      </w:r>
+      <w:r>
+        <w:rPr>
+          <w:rFonts w:hint="eastAsia" w:ascii="Times New Roman" w:hAnsi="Times New Roman" w:eastAsia="Times New Roman" w:cs="Times New Roman"/>
+        </w:rPr>
+        <w:t>，</w:t>
+      </w:r>
+      <w:r>
+        <w:rPr>
+          <w:rFonts w:hint="eastAsia" w:ascii="Times New Roman" w:hAnsi="Times New Roman" w:eastAsia="FangSong" w:cs="Times New Roman"/>
+        </w:rPr>
+        <w:t>每一个原子都满足</w:t>
+      </w:r>
+      <w:r>
+        <w:rPr>
+          <w:rFonts w:ascii="Times New Roman" w:hAnsi="Times New Roman" w:eastAsia="Times New Roman" w:cs="Times New Roman"/>
+        </w:rPr>
+        <w:t xml:space="preserve"> 8 </w:t>
+      </w:r>
+      <w:r>
+        <w:rPr>
+          <w:rFonts w:hint="eastAsia" w:ascii="Times New Roman" w:hAnsi="Times New Roman" w:eastAsia="FangSong" w:cs="Times New Roman"/>
+        </w:rPr>
+        <w:t>电子稳定结构的是</w:t>
+      </w:r>
+      <w:r>
+        <w:rPr>
+          <w:rFonts w:hint="eastAsia" w:ascii="Times New Roman" w:hAnsi="Times New Roman" w:eastAsia="Times New Roman" w:cs="Times New Roman"/>
+        </w:rPr>
+        <w:t>_</w:t>
+      </w:r>
+      <w:r>
+        <w:rPr>
+          <w:rFonts w:hint="eastAsia" w:ascii="Times New Roman" w:hAnsi="Times New Roman" w:eastAsia="Times New Roman" w:cs="Times New Roman"/>
+          <w:b/>
+          <w:bCs/>
+          <w:i/>
+          <w:iCs/>
+        </w:rPr>
+        <w:t>（</w:t>
+      </w:r>
+      <w:r>
+        <w:rPr>
+          <w:rFonts w:hint="eastAsia" w:ascii="Times New Roman" w:hAnsi="Times New Roman" w:eastAsia="FangSong" w:cs="Times New Roman"/>
+          <w:b/>
+          <w:bCs/>
+          <w:i/>
+          <w:iCs/>
+        </w:rPr>
+        <w:t>写分子式</w:t>
+      </w:r>
+      <w:r>
+        <w:rPr>
+          <w:rFonts w:hint="eastAsia" w:ascii="Times New Roman" w:hAnsi="Times New Roman" w:eastAsia="Times New Roman" w:cs="Times New Roman"/>
+          <w:b/>
+          <w:bCs/>
+          <w:i/>
+          <w:iCs/>
+        </w:rPr>
+        <w:t>）；</w:t>
+      </w:r>
+      <w:r>
+        <w:rPr>
+          <w:rFonts w:hint="eastAsia" w:ascii="Times New Roman" w:hAnsi="Times New Roman" w:eastAsia="FangSong" w:cs="Times New Roman"/>
+          <w:b/>
+          <w:bCs/>
+          <w:i/>
+          <w:iCs/>
+        </w:rPr>
+        <w:t>元素</w:t>
+      </w:r>
+      <w:r>
+        <w:rPr>
+          <w:rFonts w:ascii="Times New Roman" w:hAnsi="Times New Roman" w:eastAsia="Times New Roman" w:cs="Times New Roman"/>
+          <w:b/>
+          <w:bCs/>
+          <w:i/>
+          <w:iCs/>
+        </w:rPr>
+        <w:t xml:space="preserve"> E、H、I </w:t>
+      </w:r>
+      <w:r>
+        <w:rPr>
+          <w:rFonts w:hint="eastAsia" w:ascii="Times New Roman" w:hAnsi="Times New Roman" w:eastAsia="FangSong" w:cs="Times New Roman"/>
+          <w:b/>
+          <w:bCs/>
+          <w:i/>
+          <w:iCs/>
+        </w:rPr>
+        <w:t xml:space="preserve">形成的化合物</w:t>
+      </w:r>
+      <w:r>
+        <w:rPr>
+          <w:rFonts w:ascii="Times New Roman" w:hAnsi="Times New Roman" w:eastAsia="Times New Roman" w:cs="Times New Roman"/>
+          <w:b/>
+          <w:bCs/>
+          <w:i/>
+          <w:iCs/>
+        </w:rPr>
+        <w:t xml:space="preserve"> </w:t>
+      </w:r>
+      <w:r>
+        <w:rPr>
+          <w:rFonts w:hint="eastAsia" w:ascii="Times New Roman" w:hAnsi="Times New Roman" w:eastAsia="Times New Roman" w:cs="Times New Roman"/>
+          <w:b/>
+          <w:bCs/>
+          <w:i/>
+          <w:iCs/>
+        </w:rPr>
+        <w:t>HEI，</w:t>
+      </w:r>
+      <w:r>
+        <w:rPr>
+          <w:rFonts w:hint="eastAsia" w:ascii="Times New Roman" w:hAnsi="Times New Roman" w:eastAsia="FangSong" w:cs="Times New Roman"/>
+          <w:b/>
+          <w:bCs/>
+          <w:i/>
+          <w:iCs/>
+        </w:rPr>
+        <w:t>其电子式为</w:t>
+      </w:r>
+      <w:r>
+        <w:rPr>
+          <w:rFonts w:hint="eastAsia" w:ascii="Times New Roman" w:hAnsi="Times New Roman" w:eastAsia="Times New Roman" w:cs="Times New Roman"/>
+        </w:rPr>
+        <w:t>_，</w:t>
+      </w:r>
+      <w:r>
+        <w:rPr>
+          <w:rFonts w:hint="eastAsia" w:ascii="Times New Roman" w:hAnsi="Times New Roman" w:eastAsia="FangSong" w:cs="Times New Roman"/>
+        </w:rPr>
+        <w:t>该化合物中共形成</w:t>
+      </w:r>
+      <w:r>
+        <w:rPr>
+          <w:rFonts w:hint="eastAsia" w:ascii="Times New Roman" w:hAnsi="Times New Roman" w:eastAsia="Times New Roman" w:cs="Times New Roman"/>
+        </w:rPr>
+        <w:t>_</w:t>
+      </w:r>
+      <w:r>
+        <w:rPr>
+          <w:rFonts w:hint="eastAsia" w:ascii="Times New Roman" w:hAnsi="Times New Roman" w:eastAsia="FangSong" w:cs="Times New Roman"/>
+          <w:b/>
+          <w:bCs/>
+          <w:i/>
+          <w:iCs/>
+        </w:rPr>
+        <w:t xml:space="preserve">个</w:t>
+      </w:r>
+      <w:r>
+        <w:rPr>
+          <w:rFonts w:ascii="Times New Roman" w:hAnsi="Times New Roman" w:eastAsia="Times New Roman" w:cs="Times New Roman"/>
+          <w:b/>
+          <w:bCs/>
+          <w:i/>
+          <w:iCs/>
+        </w:rPr>
+        <w:t xml:space="preserve"> </w:t>
+      </w:r>
+      <m:oMath>
+        <m:r>
+          <m:t>σ</m:t>
+        </m:r>
+      </m:oMath>
+      <w:r>
+        <w:rPr>
+          <w:rFonts w:ascii="Times New Roman" w:hAnsi="Times New Roman" w:eastAsia="Times New Roman" w:cs="Times New Roman"/>
+          <w:b/>
+          <w:bCs/>
+          <w:i/>
+          <w:iCs/>
+        </w:rPr>
+        <w:t xml:space="preserve"> </w:t>
+      </w:r>
+      <w:r>
+        <w:rPr>
+          <w:rFonts w:hint="eastAsia" w:ascii="Times New Roman" w:hAnsi="Times New Roman" w:eastAsia="FangSong" w:cs="Times New Roman"/>
+          <w:b/>
+          <w:bCs/>
+          <w:i/>
+          <w:iCs/>
+        </w:rPr>
+        <w:t>键</w:t>
+      </w:r>
+      <w:r>
+        <w:rPr>
+          <w:rFonts w:hint="eastAsia" w:ascii="Times New Roman" w:hAnsi="Times New Roman" w:eastAsia="Times New Roman" w:cs="Times New Roman"/>
+          <w:b/>
+          <w:bCs/>
+          <w:i/>
+          <w:iCs/>
+        </w:rPr>
+        <w:t>，</w:t>
+      </w:r>
+      <w:r>
+        <w:rPr>
+          <w:rFonts w:hint="eastAsia" w:ascii="Times New Roman" w:hAnsi="Times New Roman" w:eastAsia="Times New Roman" w:cs="Times New Roman"/>
+        </w:rPr>
+        <w:t>_</w:t>
+      </w:r>
+      <w:r>
+        <w:rPr>
+          <w:rFonts w:hint="eastAsia" w:ascii="Times New Roman" w:hAnsi="Times New Roman" w:eastAsia="FangSong" w:cs="Times New Roman"/>
+        </w:rPr>
+        <w:t>个</w:t>
+      </w:r>
+      <w:r>
+        <w:rPr>
+          <w:rFonts w:ascii="Times New Roman" w:hAnsi="Times New Roman" w:eastAsia="Times New Roman" w:cs="Times New Roman"/>
+        </w:rPr>
+        <w:t xml:space="preserve"> </w:t>
+      </w:r>
+      <m:oMath>
+        <m:r>
+          <m:t>π</m:t>
+        </m:r>
+      </m:oMath>
+      <w:r>
+        <w:rPr>
+          <w:rFonts w:ascii="Times New Roman" w:hAnsi="Times New Roman" w:eastAsia="Times New Roman" w:cs="Times New Roman"/>
+        </w:rPr>
+        <w:t xml:space="preserve"> </w:t>
+      </w:r>
+      <w:r>
+        <w:rPr>
+          <w:rFonts w:hint="eastAsia" w:ascii="Times New Roman" w:hAnsi="Times New Roman" w:eastAsia="FangSong" w:cs="Times New Roman"/>
+        </w:rPr>
+        <w:t>键</w:t>
+      </w:r>
+      <w:r>
+        <w:rPr>
+          <w:rFonts w:hint="eastAsia" w:ascii="Times New Roman" w:hAnsi="Times New Roman" w:eastAsia="Times New Roman" w:cs="Times New Roman"/>
+        </w:rPr>
+        <w:t>；</w:t>
       </w:r>
     </w:p>
     <w:p>
@@ -3123,43 +3289,101 @@
         <w:rPr>
           <w:rFonts w:hint="eastAsia" w:ascii="Times New Roman" w:hAnsi="Times New Roman" w:eastAsia="FangSong" w:cs="Times New Roman"/>
         </w:rPr>
-        <w:t xml:space="preserve">上述</w:t>
-      </w:r>
-      <w:r>
-        <w:rPr>
-          <w:rFonts w:ascii="Times New Roman" w:hAnsi="Times New Roman" w:eastAsia="Times New Roman" w:cs="Times New Roman"/>
-        </w:rPr>
-        <w:t xml:space="preserve"> E、F、G </w:t>
-      </w:r>
-      <w:r>
-        <w:rPr>
-          <w:rFonts w:hint="eastAsia" w:ascii="Times New Roman" w:hAnsi="Times New Roman" w:eastAsia="FangSong" w:cs="Times New Roman"/>
-        </w:rPr>
-        <w:t>三种元素中的某两种元素形成的化合物中</w:t>
-      </w:r>
-      <w:r>
-        <w:rPr>
-          <w:rFonts w:hint="eastAsia" w:ascii="Times New Roman" w:hAnsi="Times New Roman" w:eastAsia="Times New Roman" w:cs="Times New Roman"/>
-        </w:rPr>
-        <w:t>，</w:t>
-      </w:r>
-      <w:r>
-        <w:rPr>
-          <w:rFonts w:hint="eastAsia" w:ascii="Times New Roman" w:hAnsi="Times New Roman" w:eastAsia="FangSong" w:cs="Times New Roman"/>
-        </w:rPr>
-        <w:t>每一个原子都满足</w:t>
-      </w:r>
-      <w:r>
-        <w:rPr>
-          <w:rFonts w:ascii="Times New Roman" w:hAnsi="Times New Roman" w:eastAsia="Times New Roman" w:cs="Times New Roman"/>
-        </w:rPr>
-        <w:t xml:space="preserve"> 8 </w:t>
-      </w:r>
-      <w:r>
-        <w:rPr>
-          <w:rFonts w:hint="eastAsia" w:ascii="Times New Roman" w:hAnsi="Times New Roman" w:eastAsia="FangSong" w:cs="Times New Roman"/>
-        </w:rPr>
-        <w:t>电子稳定结构的是</w:t>
+        <w:t xml:space="preserve">元素</w:t>
+      </w:r>
+      <w:r>
+        <w:rPr>
+          <w:rFonts w:ascii="Times New Roman" w:hAnsi="Times New Roman" w:eastAsia="Times New Roman" w:cs="Times New Roman"/>
+        </w:rPr>
+        <w:t xml:space="preserve"> B、D、H </w:t>
+      </w:r>
+      <w:r>
+        <w:rPr>
+          <w:rFonts w:hint="eastAsia" w:ascii="Times New Roman" w:hAnsi="Times New Roman" w:eastAsia="FangSong" w:cs="Times New Roman"/>
+        </w:rPr>
+        <w:t xml:space="preserve">与</w:t>
+      </w:r>
+      <w:r>
+        <w:rPr>
+          <w:rFonts w:ascii="Times New Roman" w:hAnsi="Times New Roman" w:eastAsia="Times New Roman" w:cs="Times New Roman"/>
+        </w:rPr>
+        <w:t xml:space="preserve"> C </w:t>
+      </w:r>
+      <w:r>
+        <w:rPr>
+          <w:rFonts w:hint="eastAsia" w:ascii="Times New Roman" w:hAnsi="Times New Roman" w:eastAsia="FangSong" w:cs="Times New Roman"/>
+        </w:rPr>
+        <w:t xml:space="preserve">组成的化合物</w:t>
+      </w:r>
+      <w:r>
+        <w:rPr>
+          <w:rFonts w:ascii="Times New Roman" w:hAnsi="Times New Roman" w:eastAsia="Times New Roman" w:cs="Times New Roman"/>
+        </w:rPr>
+        <w:t xml:space="preserve"> </w:t>
+      </w:r>
+      <m:oMath>
+        <m:sSub>
+          <m:e>
+            <m:r>
+              <m:rPr>
+                <m:sty m:val="p"/>
+              </m:rPr>
+              <m:t>B</m:t>
+            </m:r>
+          </m:e>
+          <m:sub>
+            <m:r>
+              <m:t>2</m:t>
+            </m:r>
+          </m:sub>
+        </m:sSub>
+        <m:r>
+          <m:rPr>
+            <m:sty m:val="p"/>
+          </m:rPr>
+          <m:t>C</m:t>
+        </m:r>
+      </m:oMath>
+      <w:r>
+        <w:rPr>
+          <w:rFonts w:ascii="Times New Roman" w:hAnsi="Times New Roman" w:eastAsia="Times New Roman" w:cs="Times New Roman"/>
+        </w:rPr>
+        <w:t xml:space="preserve">、DC、</w:t>
+      </w:r>
+      <m:oMath>
+        <m:sSub>
+          <m:e>
+            <m:r>
+              <m:rPr>
+                <m:sty m:val="p"/>
+              </m:rPr>
+              <m:t>H</m:t>
+            </m:r>
+          </m:e>
+          <m:sub>
+            <m:r>
+              <m:t>2</m:t>
+            </m:r>
+          </m:sub>
+        </m:sSub>
+        <m:r>
+          <m:rPr>
+            <m:sty m:val="p"/>
+          </m:rPr>
+          <m:t>C</m:t>
+        </m:r>
+      </m:oMath>
+      <w:r>
+        <w:rPr>
+          <w:rFonts w:ascii="Times New Roman" w:hAnsi="Times New Roman" w:eastAsia="Times New Roman" w:cs="Times New Roman"/>
+        </w:rPr>
+        <w:t xml:space="preserve"> </w:t>
+      </w:r>
+      <w:r>
+        <w:rPr>
+          <w:rFonts w:hint="eastAsia" w:ascii="Times New Roman" w:hAnsi="Times New Roman" w:eastAsia="FangSong" w:cs="Times New Roman"/>
+        </w:rPr>
+        <w:t>的熔点高低顺序为</w:t>
       </w:r>
       <w:r>
         <w:rPr>
@@ -3175,7 +3399,7 @@
           <w:i/>
           <w:iCs/>
         </w:rPr>
-        <w:t>（</w:t>
+        <w:t>，</w:t>
       </w:r>
       <w:r>
         <w:rPr>
@@ -3185,7 +3409,63 @@
           <w:i/>
           <w:iCs/>
         </w:rPr>
-        <w:t>写分子式</w:t>
+        <w:t>其原因是</w:t>
+      </w:r>
+      <w:r>
+        <w:rPr>
+          <w:rFonts w:hint="eastAsia" w:ascii="Times New Roman" w:hAnsi="Times New Roman" w:eastAsia="Times New Roman" w:cs="Times New Roman"/>
+        </w:rPr>
+        <w:t xml:space="preserve">_；</w:t>
+      </w:r>
+    </w:p>
+    <w:p>
+      <w:pPr>
+        <w:numPr>
+          <w:ilvl w:val="0"/>
+          <w:numId w:val="1004"/>
+        </w:numPr>
+      </w:pPr>
+      <w:r>
+        <w:rPr>
+          <w:rFonts w:ascii="Times New Roman" w:hAnsi="Times New Roman" w:eastAsia="Times New Roman" w:cs="Times New Roman"/>
+        </w:rPr>
+        <w:t xml:space="preserve">A </w:t>
+      </w:r>
+      <w:r>
+        <w:rPr>
+          <w:rFonts w:hint="eastAsia" w:ascii="Times New Roman" w:hAnsi="Times New Roman" w:eastAsia="FangSong" w:cs="Times New Roman"/>
+        </w:rPr>
+        <w:t xml:space="preserve">和</w:t>
+      </w:r>
+      <w:r>
+        <w:rPr>
+          <w:rFonts w:ascii="Times New Roman" w:hAnsi="Times New Roman" w:eastAsia="Times New Roman" w:cs="Times New Roman"/>
+        </w:rPr>
+        <w:t xml:space="preserve"> J </w:t>
+      </w:r>
+      <w:r>
+        <w:rPr>
+          <w:rFonts w:hint="eastAsia" w:ascii="Times New Roman" w:hAnsi="Times New Roman" w:eastAsia="FangSong" w:cs="Times New Roman"/>
+        </w:rPr>
+        <w:t>相比较</w:t>
+      </w:r>
+      <w:r>
+        <w:rPr>
+          <w:rFonts w:hint="eastAsia" w:ascii="Times New Roman" w:hAnsi="Times New Roman" w:eastAsia="Times New Roman" w:cs="Times New Roman"/>
+        </w:rPr>
+        <w:t>，</w:t>
+      </w:r>
+      <w:r>
+        <w:rPr>
+          <w:rFonts w:hint="eastAsia" w:ascii="Times New Roman" w:hAnsi="Times New Roman" w:eastAsia="FangSong" w:cs="Times New Roman"/>
+        </w:rPr>
+        <w:t>非金属性较弱的是</w:t>
+      </w:r>
+      <w:r>
+        <w:rPr>
+          <w:rFonts w:hint="eastAsia" w:ascii="Times New Roman" w:hAnsi="Times New Roman" w:eastAsia="Times New Roman" w:cs="Times New Roman"/>
+        </w:rPr>
+        <w:t>_</w:t>
       </w:r>
       <w:r>
         <w:rPr>
@@ -3195,7 +3475,7 @@
           <w:i/>
           <w:iCs/>
         </w:rPr>
-        <w:t>）；</w:t>
+        <w:t>（</w:t>
       </w:r>
       <w:r>
         <w:rPr>
@@ -3205,17 +3485,17 @@
           <w:i/>
           <w:iCs/>
         </w:rPr>
-        <w:t>元素</w:t>
-      </w:r>
-      <w:r>
-        <w:rPr>
-          <w:rFonts w:ascii="Times New Roman" w:hAnsi="Times New Roman" w:eastAsia="Times New Roman" w:cs="Times New Roman"/>
+        <w:t>填元素名称</w:t>
+      </w:r>
+      <w:r>
+        <w:rPr>
+          <w:rFonts w:hint="eastAsia" w:ascii="Times New Roman" w:hAnsi="Times New Roman" w:eastAsia="Times New Roman" w:cs="Times New Roman"/>
           <w:b/>
           <w:bCs/>
           <w:i/>
           <w:iCs/>
         </w:rPr>
-        <w:t xml:space="preserve"> E、H、I </w:t>
+        <w:t>），</w:t>
       </w:r>
       <w:r>
         <w:rPr>
@@ -3225,305 +3505,78 @@
           <w:i/>
           <w:iCs/>
         </w:rPr>
-        <w:t xml:space="preserve">形成的化合物</w:t>
-      </w:r>
-      <w:r>
-        <w:rPr>
-          <w:rFonts w:ascii="Times New Roman" w:hAnsi="Times New Roman" w:eastAsia="Times New Roman" w:cs="Times New Roman"/>
-          <w:b/>
-          <w:bCs/>
-          <w:i/>
-          <w:iCs/>
-        </w:rPr>
-        <w:t xml:space="preserve"> </w:t>
-      </w:r>
-      <w:r>
-        <w:rPr>
-          <w:rFonts w:hint="eastAsia" w:ascii="Times New Roman" w:hAnsi="Times New Roman" w:eastAsia="Times New Roman" w:cs="Times New Roman"/>
-          <w:b/>
-          <w:bCs/>
-          <w:i/>
-          <w:iCs/>
-        </w:rPr>
-        <w:t>HEI，</w:t>
-      </w:r>
-      <w:r>
-        <w:rPr>
-          <w:rFonts w:hint="eastAsia" w:ascii="Times New Roman" w:hAnsi="Times New Roman" w:eastAsia="FangSong" w:cs="Times New Roman"/>
-          <w:b/>
-          <w:bCs/>
-          <w:i/>
-          <w:iCs/>
-        </w:rPr>
-        <w:t>其电子式为</w:t>
-      </w:r>
-      <w:r>
-        <w:rPr>
-          <w:rFonts w:hint="eastAsia" w:ascii="Times New Roman" w:hAnsi="Times New Roman" w:eastAsia="Times New Roman" w:cs="Times New Roman"/>
-        </w:rPr>
-        <w:t>_，</w:t>
-      </w:r>
-      <w:r>
-        <w:rPr>
-          <w:rFonts w:hint="eastAsia" w:ascii="Times New Roman" w:hAnsi="Times New Roman" w:eastAsia="FangSong" w:cs="Times New Roman"/>
-        </w:rPr>
-        <w:t>该化合物中共形成</w:t>
-      </w:r>
-      <w:r>
-        <w:rPr>
-          <w:rFonts w:hint="eastAsia" w:ascii="Times New Roman" w:hAnsi="Times New Roman" w:eastAsia="Times New Roman" w:cs="Times New Roman"/>
-        </w:rPr>
-        <w:t>_</w:t>
-      </w:r>
-      <w:r>
-        <w:rPr>
-          <w:rFonts w:hint="eastAsia" w:ascii="Times New Roman" w:hAnsi="Times New Roman" w:eastAsia="FangSong" w:cs="Times New Roman"/>
-          <w:b/>
-          <w:bCs/>
-          <w:i/>
-          <w:iCs/>
-        </w:rPr>
-        <w:t xml:space="preserve">个</w:t>
-      </w:r>
-      <w:r>
-        <w:rPr>
-          <w:rFonts w:ascii="Times New Roman" w:hAnsi="Times New Roman" w:eastAsia="Times New Roman" w:cs="Times New Roman"/>
-          <w:b/>
-          <w:bCs/>
-          <w:i/>
-          <w:iCs/>
-        </w:rPr>
-        <w:t xml:space="preserve"> </w:t>
-      </w:r>
-      <m:oMath>
-        <m:r>
-          <m:t>σ</m:t>
-        </m:r>
-      </m:oMath>
-      <w:r>
-        <w:rPr>
-          <w:rFonts w:ascii="Times New Roman" w:hAnsi="Times New Roman" w:eastAsia="Times New Roman" w:cs="Times New Roman"/>
-          <w:b/>
-          <w:bCs/>
-          <w:i/>
-          <w:iCs/>
-        </w:rPr>
-        <w:t xml:space="preserve"> </w:t>
-      </w:r>
-      <w:r>
-        <w:rPr>
-          <w:rFonts w:hint="eastAsia" w:ascii="Times New Roman" w:hAnsi="Times New Roman" w:eastAsia="FangSong" w:cs="Times New Roman"/>
-          <w:b/>
-          <w:bCs/>
-          <w:i/>
-          <w:iCs/>
-        </w:rPr>
-        <w:t>键</w:t>
-      </w:r>
-      <w:r>
-        <w:rPr>
-          <w:rFonts w:hint="eastAsia" w:ascii="Times New Roman" w:hAnsi="Times New Roman" w:eastAsia="Times New Roman" w:cs="Times New Roman"/>
-          <w:b/>
-          <w:bCs/>
-          <w:i/>
-          <w:iCs/>
-        </w:rPr>
-        <w:t>，</w:t>
-      </w:r>
-      <w:r>
-        <w:rPr>
-          <w:rFonts w:hint="eastAsia" w:ascii="Times New Roman" w:hAnsi="Times New Roman" w:eastAsia="Times New Roman" w:cs="Times New Roman"/>
-        </w:rPr>
-        <w:t>_</w:t>
-      </w:r>
-      <w:r>
-        <w:rPr>
-          <w:rFonts w:hint="eastAsia" w:ascii="Times New Roman" w:hAnsi="Times New Roman" w:eastAsia="FangSong" w:cs="Times New Roman"/>
-        </w:rPr>
-        <w:t>个</w:t>
-      </w:r>
-      <w:r>
-        <w:rPr>
-          <w:rFonts w:ascii="Times New Roman" w:hAnsi="Times New Roman" w:eastAsia="Times New Roman" w:cs="Times New Roman"/>
-        </w:rPr>
-        <w:t xml:space="preserve"> </w:t>
-      </w:r>
-      <m:oMath>
-        <m:r>
-          <m:t>π</m:t>
-        </m:r>
-      </m:oMath>
-      <w:r>
-        <w:rPr>
-          <w:rFonts w:ascii="Times New Roman" w:hAnsi="Times New Roman" w:eastAsia="Times New Roman" w:cs="Times New Roman"/>
-        </w:rPr>
-        <w:t xml:space="preserve"> </w:t>
-      </w:r>
-      <w:r>
-        <w:rPr>
-          <w:rFonts w:hint="eastAsia" w:ascii="Times New Roman" w:hAnsi="Times New Roman" w:eastAsia="FangSong" w:cs="Times New Roman"/>
-        </w:rPr>
-        <w:t>键</w:t>
-      </w:r>
-      <w:r>
-        <w:rPr>
-          <w:rFonts w:hint="eastAsia" w:ascii="Times New Roman" w:hAnsi="Times New Roman" w:eastAsia="Times New Roman" w:cs="Times New Roman"/>
-        </w:rPr>
-        <w:t>；</w:t>
-      </w:r>
-    </w:p>
-    <w:p>
-      <w:pPr>
-        <w:numPr>
-          <w:ilvl w:val="0"/>
-          <w:numId w:val="1004"/>
-        </w:numPr>
-      </w:pPr>
-      <w:r>
-        <w:rPr>
-          <w:rFonts w:hint="eastAsia" w:ascii="Times New Roman" w:hAnsi="Times New Roman" w:eastAsia="FangSong" w:cs="Times New Roman"/>
-        </w:rPr>
-        <w:t xml:space="preserve">元素</w:t>
-      </w:r>
-      <w:r>
-        <w:rPr>
-          <w:rFonts w:ascii="Times New Roman" w:hAnsi="Times New Roman" w:eastAsia="Times New Roman" w:cs="Times New Roman"/>
-        </w:rPr>
-        <w:t xml:space="preserve"> B、D、H </w:t>
-      </w:r>
-      <w:r>
-        <w:rPr>
-          <w:rFonts w:hint="eastAsia" w:ascii="Times New Roman" w:hAnsi="Times New Roman" w:eastAsia="FangSong" w:cs="Times New Roman"/>
-        </w:rPr>
-        <w:t xml:space="preserve">与</w:t>
-      </w:r>
-      <w:r>
-        <w:rPr>
-          <w:rFonts w:ascii="Times New Roman" w:hAnsi="Times New Roman" w:eastAsia="Times New Roman" w:cs="Times New Roman"/>
-        </w:rPr>
-        <w:t xml:space="preserve"> C </w:t>
-      </w:r>
-      <w:r>
-        <w:rPr>
-          <w:rFonts w:hint="eastAsia" w:ascii="Times New Roman" w:hAnsi="Times New Roman" w:eastAsia="FangSong" w:cs="Times New Roman"/>
-        </w:rPr>
-        <w:t xml:space="preserve">组成的化合物</w:t>
-      </w:r>
-      <w:r>
-        <w:rPr>
-          <w:rFonts w:ascii="Times New Roman" w:hAnsi="Times New Roman" w:eastAsia="Times New Roman" w:cs="Times New Roman"/>
-        </w:rPr>
-        <w:t xml:space="preserve"> </w:t>
-      </w:r>
-      <m:oMath>
-        <m:sSub>
-          <m:e>
-            <m:r>
-              <m:rPr>
-                <m:sty m:val="p"/>
-              </m:rPr>
-              <m:t>B</m:t>
-            </m:r>
-          </m:e>
-          <m:sub>
-            <m:r>
-              <m:t>2</m:t>
-            </m:r>
-          </m:sub>
-        </m:sSub>
-        <m:r>
-          <m:rPr>
-            <m:sty m:val="p"/>
-          </m:rPr>
-          <m:t>C</m:t>
-        </m:r>
-      </m:oMath>
-      <w:r>
-        <w:rPr>
-          <w:rFonts w:ascii="Times New Roman" w:hAnsi="Times New Roman" w:eastAsia="Times New Roman" w:cs="Times New Roman"/>
-        </w:rPr>
-        <w:t xml:space="preserve">、DC、</w:t>
-      </w:r>
-      <m:oMath>
-        <m:sSub>
-          <m:e>
-            <m:r>
-              <m:rPr>
-                <m:sty m:val="p"/>
-              </m:rPr>
-              <m:t>H</m:t>
-            </m:r>
-          </m:e>
-          <m:sub>
-            <m:r>
-              <m:t>2</m:t>
-            </m:r>
-          </m:sub>
-        </m:sSub>
-        <m:r>
-          <m:rPr>
-            <m:sty m:val="p"/>
-          </m:rPr>
-          <m:t>C</m:t>
-        </m:r>
-      </m:oMath>
-      <w:r>
-        <w:rPr>
-          <w:rFonts w:ascii="Times New Roman" w:hAnsi="Times New Roman" w:eastAsia="Times New Roman" w:cs="Times New Roman"/>
-        </w:rPr>
-        <w:t xml:space="preserve"> </w:t>
-      </w:r>
-      <w:r>
-        <w:rPr>
-          <w:rFonts w:hint="eastAsia" w:ascii="Times New Roman" w:hAnsi="Times New Roman" w:eastAsia="FangSong" w:cs="Times New Roman"/>
-        </w:rPr>
-        <w:t>的熔点高低顺序为</w:t>
-      </w:r>
-      <w:r>
-        <w:rPr>
-          <w:rFonts w:hint="eastAsia" w:ascii="Times New Roman" w:hAnsi="Times New Roman" w:eastAsia="Times New Roman" w:cs="Times New Roman"/>
-        </w:rPr>
-        <w:t>_</w:t>
-      </w:r>
-      <w:r>
-        <w:rPr>
-          <w:rFonts w:hint="eastAsia" w:ascii="Times New Roman" w:hAnsi="Times New Roman" w:eastAsia="Times New Roman" w:cs="Times New Roman"/>
-          <w:b/>
-          <w:bCs/>
-          <w:i/>
-          <w:iCs/>
-        </w:rPr>
-        <w:t>，</w:t>
-      </w:r>
-      <w:r>
-        <w:rPr>
-          <w:rFonts w:hint="eastAsia" w:ascii="Times New Roman" w:hAnsi="Times New Roman" w:eastAsia="FangSong" w:cs="Times New Roman"/>
-          <w:b/>
-          <w:bCs/>
-          <w:i/>
-          <w:iCs/>
-        </w:rPr>
-        <w:t>其原因是</w:t>
-      </w:r>
-      <w:r>
-        <w:rPr>
-          <w:rFonts w:hint="eastAsia" w:ascii="Times New Roman" w:hAnsi="Times New Roman" w:eastAsia="Times New Roman" w:cs="Times New Roman"/>
-        </w:rPr>
-        <w:t xml:space="preserve">_；</w:t>
-      </w:r>
-    </w:p>
-    <w:p>
-      <w:pPr>
-        <w:numPr>
-          <w:ilvl w:val="0"/>
-          <w:numId w:val="1004"/>
-        </w:numPr>
-      </w:pPr>
-      <w:r>
-        <w:rPr>
-          <w:rFonts w:ascii="Times New Roman" w:hAnsi="Times New Roman" w:eastAsia="Times New Roman" w:cs="Times New Roman"/>
-        </w:rPr>
-        <w:t xml:space="preserve">A </w:t>
+        <w:t>可以验证你的结论的是下列中的</w:t>
+      </w:r>
+      <w:r>
+        <w:rPr>
+          <w:rFonts w:hint="eastAsia" w:ascii="Times New Roman" w:hAnsi="Times New Roman" w:eastAsia="Times New Roman" w:cs="Times New Roman"/>
+        </w:rPr>
+        <w:t>_（</w:t>
+      </w:r>
+      <w:r>
+        <w:rPr>
+          <w:rFonts w:hint="eastAsia" w:ascii="Times New Roman" w:hAnsi="Times New Roman" w:eastAsia="FangSong" w:cs="Times New Roman"/>
+        </w:rPr>
+        <w:t>填编号</w:t>
+      </w:r>
+      <w:r>
+        <w:rPr>
+          <w:rFonts w:hint="eastAsia" w:ascii="Times New Roman" w:hAnsi="Times New Roman" w:eastAsia="Times New Roman" w:cs="Times New Roman"/>
+        </w:rPr>
+        <w:t>）。</w:t>
+      </w:r>
+    </w:p>
+    <w:p>
+      <w:pPr>
+        <w:pStyle w:val="FirstParagraph"/>
+      </w:pPr>
+      <w:r>
+        <w:rPr>
+          <w:rFonts w:ascii="Times New Roman" w:hAnsi="Times New Roman" w:eastAsia="Times New Roman" w:cs="Times New Roman"/>
+        </w:rPr>
+        <w:t xml:space="preserve">A. </w:t>
+      </w:r>
+      <w:r>
+        <w:rPr>
+          <w:rFonts w:hint="eastAsia" w:ascii="Times New Roman" w:hAnsi="Times New Roman" w:eastAsia="FangSong" w:cs="Times New Roman"/>
+        </w:rPr>
+        <w:t xml:space="preserve">氢化物中</w:t>
+      </w:r>
+      <w:r>
+        <w:rPr>
+          <w:rFonts w:ascii="Times New Roman" w:hAnsi="Times New Roman" w:eastAsia="Times New Roman" w:cs="Times New Roman"/>
+        </w:rPr>
+        <w:t xml:space="preserve"> X—H </w:t>
+      </w:r>
+      <w:r>
+        <w:rPr>
+          <w:rFonts w:hint="eastAsia" w:ascii="Times New Roman" w:hAnsi="Times New Roman" w:eastAsia="FangSong" w:cs="Times New Roman"/>
+        </w:rPr>
+        <w:t>键的键长</w:t>
+      </w:r>
+      <w:r>
+        <w:rPr>
+          <w:rFonts w:hint="eastAsia" w:ascii="Times New Roman" w:hAnsi="Times New Roman" w:eastAsia="Times New Roman" w:cs="Times New Roman"/>
+        </w:rPr>
+        <w:t>（X</w:t>
+      </w:r>
+      <w:r>
+        <w:rPr>
+          <w:rFonts w:ascii="Times New Roman" w:hAnsi="Times New Roman" w:eastAsia="Times New Roman" w:cs="Times New Roman"/>
+        </w:rPr>
+        <w:t xml:space="preserve"> </w:t>
+      </w:r>
+      <w:r>
+        <w:rPr>
+          <w:rFonts w:hint="eastAsia" w:ascii="Times New Roman" w:hAnsi="Times New Roman" w:eastAsia="FangSong" w:cs="Times New Roman"/>
+        </w:rPr>
+        <w:t xml:space="preserve">代表</w:t>
+      </w:r>
+      <w:r>
+        <w:rPr>
+          <w:rFonts w:ascii="Times New Roman" w:hAnsi="Times New Roman" w:eastAsia="Times New Roman" w:cs="Times New Roman"/>
+        </w:rPr>
+        <w:t xml:space="preserve"> A </w:t>
       </w:r>
       <w:r>
         <w:rPr>
@@ -3541,153 +3594,6 @@
         <w:rPr>
           <w:rFonts w:hint="eastAsia" w:ascii="Times New Roman" w:hAnsi="Times New Roman" w:eastAsia="FangSong" w:cs="Times New Roman"/>
         </w:rPr>
-        <w:t>相比较</w:t>
-      </w:r>
-      <w:r>
-        <w:rPr>
-          <w:rFonts w:hint="eastAsia" w:ascii="Times New Roman" w:hAnsi="Times New Roman" w:eastAsia="Times New Roman" w:cs="Times New Roman"/>
-        </w:rPr>
-        <w:t>，</w:t>
-      </w:r>
-      <w:r>
-        <w:rPr>
-          <w:rFonts w:hint="eastAsia" w:ascii="Times New Roman" w:hAnsi="Times New Roman" w:eastAsia="FangSong" w:cs="Times New Roman"/>
-        </w:rPr>
-        <w:t>非金属性较弱的是</w:t>
-      </w:r>
-      <w:r>
-        <w:rPr>
-          <w:rFonts w:hint="eastAsia" w:ascii="Times New Roman" w:hAnsi="Times New Roman" w:eastAsia="Times New Roman" w:cs="Times New Roman"/>
-        </w:rPr>
-        <w:t>_</w:t>
-      </w:r>
-      <w:r>
-        <w:rPr>
-          <w:rFonts w:hint="eastAsia" w:ascii="Times New Roman" w:hAnsi="Times New Roman" w:eastAsia="Times New Roman" w:cs="Times New Roman"/>
-          <w:b/>
-          <w:bCs/>
-          <w:i/>
-          <w:iCs/>
-        </w:rPr>
-        <w:t>（</w:t>
-      </w:r>
-      <w:r>
-        <w:rPr>
-          <w:rFonts w:hint="eastAsia" w:ascii="Times New Roman" w:hAnsi="Times New Roman" w:eastAsia="FangSong" w:cs="Times New Roman"/>
-          <w:b/>
-          <w:bCs/>
-          <w:i/>
-          <w:iCs/>
-        </w:rPr>
-        <w:t>填元素名称</w:t>
-      </w:r>
-      <w:r>
-        <w:rPr>
-          <w:rFonts w:hint="eastAsia" w:ascii="Times New Roman" w:hAnsi="Times New Roman" w:eastAsia="Times New Roman" w:cs="Times New Roman"/>
-          <w:b/>
-          <w:bCs/>
-          <w:i/>
-          <w:iCs/>
-        </w:rPr>
-        <w:t>），</w:t>
-      </w:r>
-      <w:r>
-        <w:rPr>
-          <w:rFonts w:hint="eastAsia" w:ascii="Times New Roman" w:hAnsi="Times New Roman" w:eastAsia="FangSong" w:cs="Times New Roman"/>
-          <w:b/>
-          <w:bCs/>
-          <w:i/>
-          <w:iCs/>
-        </w:rPr>
-        <w:t>可以验证你的结论的是下列中的</w:t>
-      </w:r>
-      <w:r>
-        <w:rPr>
-          <w:rFonts w:hint="eastAsia" w:ascii="Times New Roman" w:hAnsi="Times New Roman" w:eastAsia="Times New Roman" w:cs="Times New Roman"/>
-        </w:rPr>
-        <w:t>_（</w:t>
-      </w:r>
-      <w:r>
-        <w:rPr>
-          <w:rFonts w:hint="eastAsia" w:ascii="Times New Roman" w:hAnsi="Times New Roman" w:eastAsia="FangSong" w:cs="Times New Roman"/>
-        </w:rPr>
-        <w:t>填编号</w:t>
-      </w:r>
-      <w:r>
-        <w:rPr>
-          <w:rFonts w:hint="eastAsia" w:ascii="Times New Roman" w:hAnsi="Times New Roman" w:eastAsia="Times New Roman" w:cs="Times New Roman"/>
-        </w:rPr>
-        <w:t>）。</w:t>
-      </w:r>
-    </w:p>
-    <w:p>
-      <w:pPr>
-        <w:pStyle w:val="FirstParagraph"/>
-      </w:pPr>
-      <w:r>
-        <w:rPr>
-          <w:rFonts w:ascii="Times New Roman" w:hAnsi="Times New Roman" w:eastAsia="Times New Roman" w:cs="Times New Roman"/>
-        </w:rPr>
-        <w:t xml:space="preserve">A. </w:t>
-      </w:r>
-      <w:r>
-        <w:rPr>
-          <w:rFonts w:hint="eastAsia" w:ascii="Times New Roman" w:hAnsi="Times New Roman" w:eastAsia="FangSong" w:cs="Times New Roman"/>
-        </w:rPr>
-        <w:t xml:space="preserve">氢化物中</w:t>
-      </w:r>
-      <w:r>
-        <w:rPr>
-          <w:rFonts w:ascii="Times New Roman" w:hAnsi="Times New Roman" w:eastAsia="Times New Roman" w:cs="Times New Roman"/>
-        </w:rPr>
-        <w:t xml:space="preserve"> X—H </w:t>
-      </w:r>
-      <w:r>
-        <w:rPr>
-          <w:rFonts w:hint="eastAsia" w:ascii="Times New Roman" w:hAnsi="Times New Roman" w:eastAsia="FangSong" w:cs="Times New Roman"/>
-        </w:rPr>
-        <w:t>键的键长</w:t>
-      </w:r>
-      <w:r>
-        <w:rPr>
-          <w:rFonts w:hint="eastAsia" w:ascii="Times New Roman" w:hAnsi="Times New Roman" w:eastAsia="Times New Roman" w:cs="Times New Roman"/>
-        </w:rPr>
-        <w:t>（X</w:t>
-      </w:r>
-      <w:r>
-        <w:rPr>
-          <w:rFonts w:ascii="Times New Roman" w:hAnsi="Times New Roman" w:eastAsia="Times New Roman" w:cs="Times New Roman"/>
-        </w:rPr>
-        <w:t xml:space="preserve"> </w:t>
-      </w:r>
-      <w:r>
-        <w:rPr>
-          <w:rFonts w:hint="eastAsia" w:ascii="Times New Roman" w:hAnsi="Times New Roman" w:eastAsia="FangSong" w:cs="Times New Roman"/>
-        </w:rPr>
-        <w:t xml:space="preserve">代表</w:t>
-      </w:r>
-      <w:r>
-        <w:rPr>
-          <w:rFonts w:ascii="Times New Roman" w:hAnsi="Times New Roman" w:eastAsia="Times New Roman" w:cs="Times New Roman"/>
-        </w:rPr>
-        <w:t xml:space="preserve"> A </w:t>
-      </w:r>
-      <w:r>
-        <w:rPr>
-          <w:rFonts w:hint="eastAsia" w:ascii="Times New Roman" w:hAnsi="Times New Roman" w:eastAsia="FangSong" w:cs="Times New Roman"/>
-        </w:rPr>
-        <w:t xml:space="preserve">和</w:t>
-      </w:r>
-      <w:r>
-        <w:rPr>
-          <w:rFonts w:ascii="Times New Roman" w:hAnsi="Times New Roman" w:eastAsia="Times New Roman" w:cs="Times New Roman"/>
-        </w:rPr>
-        <w:t xml:space="preserve"> J </w:t>
-      </w:r>
-      <w:r>
-        <w:rPr>
-          <w:rFonts w:hint="eastAsia" w:ascii="Times New Roman" w:hAnsi="Times New Roman" w:eastAsia="FangSong" w:cs="Times New Roman"/>
-        </w:rPr>
         <w:t>两元素</w:t>
       </w:r>
       <w:r>
@@ -3781,6 +3687,16 @@
         </w:rPr>
         <w:t xml:space="preserve">两元素的电负性</w:t>
       </w:r>
+    </w:p>
+    <w:p>
+      <w:pPr>
+        <w:spacing w:before="0" w:after="0"/>
+      </w:pPr>
+    </w:p>
+    <w:p>
+      <w:pPr>
+        <w:spacing w:before="0" w:after="0"/>
+      </w:pPr>
     </w:p>
     <w:bookmarkEnd w:id="20"/>
     <w:bookmarkStart w:id="21" w:name="第-6-题"/>
@@ -4010,6 +3926,31 @@
         <w:t>。</w:t>
       </w:r>
     </w:p>
+    <w:p>
+      <w:pPr>
+        <w:spacing w:before="0" w:after="0"/>
+      </w:pPr>
+    </w:p>
+    <w:p>
+      <w:pPr>
+        <w:spacing w:before="0" w:after="0"/>
+      </w:pPr>
+    </w:p>
+    <w:p>
+      <w:pPr>
+        <w:spacing w:before="0" w:after="0"/>
+      </w:pPr>
+    </w:p>
+    <w:p>
+      <w:pPr>
+        <w:spacing w:before="0" w:after="0"/>
+      </w:pPr>
+    </w:p>
+    <w:p>
+      <w:pPr>
+        <w:spacing w:before="0" w:after="0"/>
+      </w:pPr>
+    </w:p>
     <w:bookmarkEnd w:id="21"/>
     <w:bookmarkStart w:id="22" w:name="第-7-题"/>
     <w:p>
@@ -4371,6 +4312,46 @@
         </w:rPr>
         <w:t>?</w:t>
       </w:r>
+    </w:p>
+    <w:p>
+      <w:pPr>
+        <w:spacing w:before="0" w:after="0"/>
+      </w:pPr>
+    </w:p>
+    <w:p>
+      <w:pPr>
+        <w:spacing w:before="0" w:after="0"/>
+      </w:pPr>
+    </w:p>
+    <w:p>
+      <w:pPr>
+        <w:spacing w:before="0" w:after="0"/>
+      </w:pPr>
+    </w:p>
+    <w:p>
+      <w:pPr>
+        <w:spacing w:before="0" w:after="0"/>
+      </w:pPr>
+    </w:p>
+    <w:p>
+      <w:pPr>
+        <w:spacing w:before="0" w:after="0"/>
+      </w:pPr>
+    </w:p>
+    <w:p>
+      <w:pPr>
+        <w:spacing w:before="0" w:after="0"/>
+      </w:pPr>
+    </w:p>
+    <w:p>
+      <w:pPr>
+        <w:spacing w:before="0" w:after="0"/>
+      </w:pPr>
+    </w:p>
+    <w:p>
+      <w:pPr>
+        <w:spacing w:before="0" w:after="0"/>
+      </w:pPr>
     </w:p>
     <w:bookmarkEnd w:id="22"/>
     <w:bookmarkStart w:id="23" w:name="第-8-题"/>
@@ -5866,6 +5847,16 @@
         <w:t xml:space="preserve">分别相等</w:t>
       </w:r>
     </w:p>
+    <w:p>
+      <w:pPr>
+        <w:spacing w:before="0" w:after="0"/>
+      </w:pPr>
+    </w:p>
+    <w:p>
+      <w:pPr>
+        <w:spacing w:before="0" w:after="0"/>
+      </w:pPr>
+    </w:p>
     <w:bookmarkEnd w:id="23"/>
     <w:bookmarkStart w:id="24" w:name="第-9-题"/>
     <w:p>
@@ -6308,6 +6299,46 @@
         </w:rPr>
         <w:t>？</w:t>
       </w:r>
+    </w:p>
+    <w:p>
+      <w:pPr>
+        <w:spacing w:before="0" w:after="0"/>
+      </w:pPr>
+    </w:p>
+    <w:p>
+      <w:pPr>
+        <w:spacing w:before="0" w:after="0"/>
+      </w:pPr>
+    </w:p>
+    <w:p>
+      <w:pPr>
+        <w:spacing w:before="0" w:after="0"/>
+      </w:pPr>
+    </w:p>
+    <w:p>
+      <w:pPr>
+        <w:spacing w:before="0" w:after="0"/>
+      </w:pPr>
+    </w:p>
+    <w:p>
+      <w:pPr>
+        <w:spacing w:before="0" w:after="0"/>
+      </w:pPr>
+    </w:p>
+    <w:p>
+      <w:pPr>
+        <w:spacing w:before="0" w:after="0"/>
+      </w:pPr>
+    </w:p>
+    <w:p>
+      <w:pPr>
+        <w:spacing w:before="0" w:after="0"/>
+      </w:pPr>
+    </w:p>
+    <w:p>
+      <w:pPr>
+        <w:spacing w:before="0" w:after="0"/>
+      </w:pPr>
     </w:p>
     <w:bookmarkEnd w:id="24"/>
     <w:bookmarkStart w:id="25" w:name="第-10-题"/>
@@ -7100,6 +7131,46 @@
         <w:t>）</w:t>
       </w:r>
     </w:p>
+    <w:p>
+      <w:pPr>
+        <w:spacing w:before="0" w:after="0"/>
+      </w:pPr>
+    </w:p>
+    <w:p>
+      <w:pPr>
+        <w:spacing w:before="0" w:after="0"/>
+      </w:pPr>
+    </w:p>
+    <w:p>
+      <w:pPr>
+        <w:spacing w:before="0" w:after="0"/>
+      </w:pPr>
+    </w:p>
+    <w:p>
+      <w:pPr>
+        <w:spacing w:before="0" w:after="0"/>
+      </w:pPr>
+    </w:p>
+    <w:p>
+      <w:pPr>
+        <w:spacing w:before="0" w:after="0"/>
+      </w:pPr>
+    </w:p>
+    <w:p>
+      <w:pPr>
+        <w:spacing w:before="0" w:after="0"/>
+      </w:pPr>
+    </w:p>
+    <w:p>
+      <w:pPr>
+        <w:spacing w:before="0" w:after="0"/>
+      </w:pPr>
+    </w:p>
+    <w:p>
+      <w:pPr>
+        <w:spacing w:before="0" w:after="0"/>
+      </w:pPr>
+    </w:p>
     <w:bookmarkEnd w:id="26"/>
     <w:bookmarkStart w:id="27" w:name="第-11-题"/>
     <w:p>
@@ -7404,6 +7475,31 @@
         </w:rPr>
         <w:t>。</w:t>
       </w:r>
+    </w:p>
+    <w:p>
+      <w:pPr>
+        <w:spacing w:before="0" w:after="0"/>
+      </w:pPr>
+    </w:p>
+    <w:p>
+      <w:pPr>
+        <w:spacing w:before="0" w:after="0"/>
+      </w:pPr>
+    </w:p>
+    <w:p>
+      <w:pPr>
+        <w:spacing w:before="0" w:after="0"/>
+      </w:pPr>
+    </w:p>
+    <w:p>
+      <w:pPr>
+        <w:spacing w:before="0" w:after="0"/>
+      </w:pPr>
+    </w:p>
+    <w:p>
+      <w:pPr>
+        <w:spacing w:before="0" w:after="0"/>
+      </w:pPr>
     </w:p>
     <w:bookmarkEnd w:id="27"/>
     <w:bookmarkStart w:id="28" w:name="第-12-题"/>
@@ -7646,6 +7742,31 @@
         </w:rPr>
         <w:t>。</w:t>
       </w:r>
+    </w:p>
+    <w:p>
+      <w:pPr>
+        <w:spacing w:before="0" w:after="0"/>
+      </w:pPr>
+    </w:p>
+    <w:p>
+      <w:pPr>
+        <w:spacing w:before="0" w:after="0"/>
+      </w:pPr>
+    </w:p>
+    <w:p>
+      <w:pPr>
+        <w:spacing w:before="0" w:after="0"/>
+      </w:pPr>
+    </w:p>
+    <w:p>
+      <w:pPr>
+        <w:spacing w:before="0" w:after="0"/>
+      </w:pPr>
+    </w:p>
+    <w:p>
+      <w:pPr>
+        <w:spacing w:before="0" w:after="0"/>
+      </w:pPr>
     </w:p>
     <w:bookmarkEnd w:id="28"/>
     <w:bookmarkStart w:id="32" w:name="第-13-题"/>
@@ -7993,7 +8114,7 @@
         </w:rPr>
         <w:drawing>
           <wp:inline>
-            <wp:extent cx="3600000" cy="550819"/>
+            <wp:extent cx="3599996" cy="550819"/>
             <wp:effectExtent b="0" l="0" r="0" t="0"/>
             <wp:docPr descr="" title="" id="30" name="Picture"/>
             <a:graphic>
@@ -8014,7 +8135,7 @@
                   <pic:spPr bwMode="auto">
                     <a:xfrm>
                       <a:off x="0" y="0"/>
-                      <a:ext cx="3600000" cy="550819"/>
+                      <a:ext cx="3599996" cy="550819"/>
                     </a:xfrm>
                     <a:prstGeom prst="rect">
                       <a:avLst/>
@@ -8182,6 +8303,46 @@
         <w:t>____、____。</w:t>
       </w:r>
     </w:p>
+    <w:p>
+      <w:pPr>
+        <w:spacing w:before="0" w:after="0"/>
+      </w:pPr>
+    </w:p>
+    <w:p>
+      <w:pPr>
+        <w:spacing w:before="0" w:after="0"/>
+      </w:pPr>
+    </w:p>
+    <w:p>
+      <w:pPr>
+        <w:spacing w:before="0" w:after="0"/>
+      </w:pPr>
+    </w:p>
+    <w:p>
+      <w:pPr>
+        <w:spacing w:before="0" w:after="0"/>
+      </w:pPr>
+    </w:p>
+    <w:p>
+      <w:pPr>
+        <w:spacing w:before="0" w:after="0"/>
+      </w:pPr>
+    </w:p>
+    <w:p>
+      <w:pPr>
+        <w:spacing w:before="0" w:after="0"/>
+      </w:pPr>
+    </w:p>
+    <w:p>
+      <w:pPr>
+        <w:spacing w:before="0" w:after="0"/>
+      </w:pPr>
+    </w:p>
+    <w:p>
+      <w:pPr>
+        <w:spacing w:before="0" w:after="0"/>
+      </w:pPr>
+    </w:p>
     <w:bookmarkEnd w:id="32"/>
     <w:bookmarkStart w:id="36" w:name="第-14-题"/>
     <w:p>
@@ -9543,7 +9704,7 @@
         </w:rPr>
         <w:drawing>
           <wp:inline>
-            <wp:extent cx="3600000" cy="2247305"/>
+            <wp:extent cx="3599999" cy="2247305"/>
             <wp:effectExtent b="0" l="0" r="0" t="0"/>
             <wp:docPr descr="" title="" id="34" name="Picture"/>
             <a:graphic>
@@ -9564,7 +9725,7 @@
                   <pic:spPr bwMode="auto">
                     <a:xfrm>
                       <a:off x="0" y="0"/>
-                      <a:ext cx="3600000" cy="2247305"/>
+                      <a:ext cx="3599999" cy="2247305"/>
                     </a:xfrm>
                     <a:prstGeom prst="rect">
                       <a:avLst/>
@@ -9583,6 +9744,46 @@
         </w:drawing>
       </w:r>
     </w:p>
+    <w:p>
+      <w:pPr>
+        <w:spacing w:before="0" w:after="0"/>
+      </w:pPr>
+    </w:p>
+    <w:p>
+      <w:pPr>
+        <w:spacing w:before="0" w:after="0"/>
+      </w:pPr>
+    </w:p>
+    <w:p>
+      <w:pPr>
+        <w:spacing w:before="0" w:after="0"/>
+      </w:pPr>
+    </w:p>
+    <w:p>
+      <w:pPr>
+        <w:spacing w:before="0" w:after="0"/>
+      </w:pPr>
+    </w:p>
+    <w:p>
+      <w:pPr>
+        <w:spacing w:before="0" w:after="0"/>
+      </w:pPr>
+    </w:p>
+    <w:p>
+      <w:pPr>
+        <w:spacing w:before="0" w:after="0"/>
+      </w:pPr>
+    </w:p>
+    <w:p>
+      <w:pPr>
+        <w:spacing w:before="0" w:after="0"/>
+      </w:pPr>
+    </w:p>
+    <w:p>
+      <w:pPr>
+        <w:spacing w:before="0" w:after="0"/>
+      </w:pPr>
+    </w:p>
     <w:bookmarkEnd w:id="36"/>
     <w:bookmarkStart w:id="43" w:name="第-15-题"/>
     <w:p>
@@ -9848,7 +10049,7 @@
         </w:rPr>
         <w:drawing>
           <wp:inline>
-            <wp:extent cx="3240000" cy="3503571"/>
+            <wp:extent cx="3240000" cy="3497143"/>
             <wp:effectExtent b="0" l="0" r="0" t="0"/>
             <wp:docPr descr="" title="" id="38" name="Picture"/>
             <a:graphic>
@@ -9869,7 +10070,7 @@
                   <pic:spPr bwMode="auto">
                     <a:xfrm>
                       <a:off x="0" y="0"/>
-                      <a:ext cx="3240000" cy="3503571"/>
+                      <a:ext cx="3240000" cy="3497143"/>
                     </a:xfrm>
                     <a:prstGeom prst="rect">
                       <a:avLst/>
@@ -10312,6 +10513,8 @@
     <w:p>
       <w:pPr>
         <w:pStyle w:val="BodyText"/>
+        <w:ind w:left="480" w:hanging="480"/>
+        <w:spacing w:after="0"/>
       </w:pPr>
       <w:r>
         <w:rPr>
@@ -10329,7 +10532,20 @@
         <w:rPr>
           <w:rFonts w:ascii="Times New Roman" w:hAnsi="Times New Roman" w:eastAsia="Times New Roman" w:cs="Times New Roman"/>
         </w:rPr>
-        <w:t xml:space="preserve">　B. </w:t>
+        <w:t xml:space="preserve">　</w:t>
+      </w:r>
+    </w:p>
+    <w:p>
+      <w:pPr>
+        <w:pStyle w:val="BodyText"/>
+        <w:ind w:left="480" w:hanging="480"/>
+        <w:spacing w:before="0" w:after="0"/>
+      </w:pPr>
+      <w:r>
+        <w:rPr>
+          <w:rFonts w:ascii="Times New Roman" w:hAnsi="Times New Roman" w:eastAsia="Times New Roman" w:cs="Times New Roman"/>
+        </w:rPr>
+        <w:t xml:space="preserve">B. </w:t>
       </w:r>
       <w:r>
         <w:rPr>
@@ -10341,7 +10557,20 @@
         <w:rPr>
           <w:rFonts w:ascii="Times New Roman" w:hAnsi="Times New Roman" w:eastAsia="Times New Roman" w:cs="Times New Roman"/>
         </w:rPr>
-        <w:t xml:space="preserve">　C. </w:t>
+        <w:t xml:space="preserve">　</w:t>
+      </w:r>
+    </w:p>
+    <w:p>
+      <w:pPr>
+        <w:pStyle w:val="BodyText"/>
+        <w:ind w:left="480" w:hanging="480"/>
+        <w:spacing w:before="0" w:after="0"/>
+      </w:pPr>
+      <w:r>
+        <w:rPr>
+          <w:rFonts w:ascii="Times New Roman" w:hAnsi="Times New Roman" w:eastAsia="Times New Roman" w:cs="Times New Roman"/>
+        </w:rPr>
+        <w:t xml:space="preserve">C. </w:t>
       </w:r>
       <w:r>
         <w:rPr>
@@ -10353,7 +10582,20 @@
         <w:rPr>
           <w:rFonts w:ascii="Times New Roman" w:hAnsi="Times New Roman" w:eastAsia="Times New Roman" w:cs="Times New Roman"/>
         </w:rPr>
-        <w:t xml:space="preserve">　D. </w:t>
+        <w:t xml:space="preserve">　</w:t>
+      </w:r>
+    </w:p>
+    <w:p>
+      <w:pPr>
+        <w:pStyle w:val="BodyText"/>
+        <w:ind w:left="480" w:hanging="480"/>
+        <w:spacing w:before="0" w:after="180"/>
+      </w:pPr>
+      <w:r>
+        <w:rPr>
+          <w:rFonts w:ascii="Times New Roman" w:hAnsi="Times New Roman" w:eastAsia="Times New Roman" w:cs="Times New Roman"/>
+        </w:rPr>
+        <w:t xml:space="preserve">D. </w:t>
       </w:r>
       <w:r>
         <w:rPr>
@@ -11014,7 +11256,7 @@
         </w:rPr>
         <w:drawing>
           <wp:inline>
-            <wp:extent cx="2095500" cy="2260600"/>
+            <wp:extent cx="2019300" cy="2260600"/>
             <wp:effectExtent b="0" l="0" r="0" t="0"/>
             <wp:docPr descr="" title="" id="41" name="Picture"/>
             <a:graphic>
@@ -11035,7 +11277,7 @@
                   <pic:spPr bwMode="auto">
                     <a:xfrm>
                       <a:off x="0" y="0"/>
-                      <a:ext cx="2095500" cy="2260600"/>
+                      <a:ext cx="2019300" cy="2260600"/>
                     </a:xfrm>
                     <a:prstGeom prst="rect">
                       <a:avLst/>
@@ -11282,6 +11524,16 @@
         <w:t>）</w:t>
       </w:r>
     </w:p>
+    <w:p>
+      <w:pPr>
+        <w:spacing w:before="0" w:after="0"/>
+      </w:pPr>
+    </w:p>
+    <w:p>
+      <w:pPr>
+        <w:spacing w:before="0" w:after="0"/>
+      </w:pPr>
+    </w:p>
     <w:bookmarkEnd w:id="44"/>
     <w:bookmarkStart w:id="45" w:name="第-16-题"/>
     <w:p>
@@ -11396,6 +11648,21 @@
         </w:rPr>
         <w:t>。</w:t>
       </w:r>
+    </w:p>
+    <w:p>
+      <w:pPr>
+        <w:spacing w:before="0" w:after="0"/>
+      </w:pPr>
+    </w:p>
+    <w:p>
+      <w:pPr>
+        <w:spacing w:before="0" w:after="0"/>
+      </w:pPr>
+    </w:p>
+    <w:p>
+      <w:pPr>
+        <w:spacing w:before="0" w:after="0"/>
+      </w:pPr>
     </w:p>
     <w:bookmarkEnd w:id="45"/>
     <w:bookmarkStart w:id="46" w:name="第-17-题"/>
@@ -12480,6 +12747,46 @@
         <w:t xml:space="preserve"> ____ 。</w:t>
       </w:r>
     </w:p>
+    <w:p>
+      <w:pPr>
+        <w:spacing w:before="0" w:after="0"/>
+      </w:pPr>
+    </w:p>
+    <w:p>
+      <w:pPr>
+        <w:spacing w:before="0" w:after="0"/>
+      </w:pPr>
+    </w:p>
+    <w:p>
+      <w:pPr>
+        <w:spacing w:before="0" w:after="0"/>
+      </w:pPr>
+    </w:p>
+    <w:p>
+      <w:pPr>
+        <w:spacing w:before="0" w:after="0"/>
+      </w:pPr>
+    </w:p>
+    <w:p>
+      <w:pPr>
+        <w:spacing w:before="0" w:after="0"/>
+      </w:pPr>
+    </w:p>
+    <w:p>
+      <w:pPr>
+        <w:spacing w:before="0" w:after="0"/>
+      </w:pPr>
+    </w:p>
+    <w:p>
+      <w:pPr>
+        <w:spacing w:before="0" w:after="0"/>
+      </w:pPr>
+    </w:p>
+    <w:p>
+      <w:pPr>
+        <w:spacing w:before="0" w:after="0"/>
+      </w:pPr>
+    </w:p>
     <w:bookmarkEnd w:id="46"/>
     <w:bookmarkStart w:id="47" w:name="第-18-题"/>
     <w:p>
@@ -13128,6 +13435,31 @@
         </w:rPr>
         <w:t xml:space="preserve">____ ; (2) ____ ; (3) ____ 。</w:t>
       </w:r>
+    </w:p>
+    <w:p>
+      <w:pPr>
+        <w:spacing w:before="0" w:after="0"/>
+      </w:pPr>
+    </w:p>
+    <w:p>
+      <w:pPr>
+        <w:spacing w:before="0" w:after="0"/>
+      </w:pPr>
+    </w:p>
+    <w:p>
+      <w:pPr>
+        <w:spacing w:before="0" w:after="0"/>
+      </w:pPr>
+    </w:p>
+    <w:p>
+      <w:pPr>
+        <w:spacing w:before="0" w:after="0"/>
+      </w:pPr>
+    </w:p>
+    <w:p>
+      <w:pPr>
+        <w:spacing w:before="0" w:after="0"/>
+      </w:pPr>
     </w:p>
     <w:bookmarkEnd w:id="47"/>
     <w:bookmarkStart w:id="48" w:name="第-19-题"/>
@@ -13663,6 +13995,31 @@
         <w:t>。</w:t>
       </w:r>
     </w:p>
+    <w:p>
+      <w:pPr>
+        <w:spacing w:before="0" w:after="0"/>
+      </w:pPr>
+    </w:p>
+    <w:p>
+      <w:pPr>
+        <w:spacing w:before="0" w:after="0"/>
+      </w:pPr>
+    </w:p>
+    <w:p>
+      <w:pPr>
+        <w:spacing w:before="0" w:after="0"/>
+      </w:pPr>
+    </w:p>
+    <w:p>
+      <w:pPr>
+        <w:spacing w:before="0" w:after="0"/>
+      </w:pPr>
+    </w:p>
+    <w:p>
+      <w:pPr>
+        <w:spacing w:before="0" w:after="0"/>
+      </w:pPr>
+    </w:p>
     <w:bookmarkEnd w:id="48"/>
     <w:bookmarkStart w:id="49" w:name="第-20-题"/>
     <w:p>
@@ -14820,6 +15177,46 @@
         <w:t>)</w:t>
       </w:r>
     </w:p>
+    <w:p>
+      <w:pPr>
+        <w:spacing w:before="0" w:after="0"/>
+      </w:pPr>
+    </w:p>
+    <w:p>
+      <w:pPr>
+        <w:spacing w:before="0" w:after="0"/>
+      </w:pPr>
+    </w:p>
+    <w:p>
+      <w:pPr>
+        <w:spacing w:before="0" w:after="0"/>
+      </w:pPr>
+    </w:p>
+    <w:p>
+      <w:pPr>
+        <w:spacing w:before="0" w:after="0"/>
+      </w:pPr>
+    </w:p>
+    <w:p>
+      <w:pPr>
+        <w:spacing w:before="0" w:after="0"/>
+      </w:pPr>
+    </w:p>
+    <w:p>
+      <w:pPr>
+        <w:spacing w:before="0" w:after="0"/>
+      </w:pPr>
+    </w:p>
+    <w:p>
+      <w:pPr>
+        <w:spacing w:before="0" w:after="0"/>
+      </w:pPr>
+    </w:p>
+    <w:p>
+      <w:pPr>
+        <w:spacing w:before="0" w:after="0"/>
+      </w:pPr>
+    </w:p>
     <w:bookmarkEnd w:id="49"/>
     <w:bookmarkStart w:id="53" w:name="第-21-题"/>
     <w:p>
@@ -16094,7 +16491,7 @@
         </w:rPr>
         <w:drawing>
           <wp:inline>
-            <wp:extent cx="3600000" cy="2737189"/>
+            <wp:extent cx="3600000" cy="2595868"/>
             <wp:effectExtent b="0" l="0" r="0" t="0"/>
             <wp:docPr descr="" title="" id="51" name="Picture"/>
             <a:graphic>
@@ -16115,7 +16512,7 @@
                   <pic:spPr bwMode="auto">
                     <a:xfrm>
                       <a:off x="0" y="0"/>
-                      <a:ext cx="3600000" cy="2737189"/>
+                      <a:ext cx="3600000" cy="2595868"/>
                     </a:xfrm>
                     <a:prstGeom prst="rect">
                       <a:avLst/>
@@ -16134,6 +16531,46 @@
         </w:drawing>
       </w:r>
     </w:p>
+    <w:p>
+      <w:pPr>
+        <w:spacing w:before="0" w:after="0"/>
+      </w:pPr>
+    </w:p>
+    <w:p>
+      <w:pPr>
+        <w:spacing w:before="0" w:after="0"/>
+      </w:pPr>
+    </w:p>
+    <w:p>
+      <w:pPr>
+        <w:spacing w:before="0" w:after="0"/>
+      </w:pPr>
+    </w:p>
+    <w:p>
+      <w:pPr>
+        <w:spacing w:before="0" w:after="0"/>
+      </w:pPr>
+    </w:p>
+    <w:p>
+      <w:pPr>
+        <w:spacing w:before="0" w:after="0"/>
+      </w:pPr>
+    </w:p>
+    <w:p>
+      <w:pPr>
+        <w:spacing w:before="0" w:after="0"/>
+      </w:pPr>
+    </w:p>
+    <w:p>
+      <w:pPr>
+        <w:spacing w:before="0" w:after="0"/>
+      </w:pPr>
+    </w:p>
+    <w:p>
+      <w:pPr>
+        <w:spacing w:before="0" w:after="0"/>
+      </w:pPr>
+    </w:p>
     <w:bookmarkEnd w:id="53"/>
     <w:bookmarkStart w:id="54" w:name="第-22-题"/>
     <w:p>
@@ -16523,6 +16960,46 @@
         </w:rPr>
         <w:t xml:space="preserve"> ____。</w:t>
       </w:r>
+    </w:p>
+    <w:p>
+      <w:pPr>
+        <w:spacing w:before="0" w:after="0"/>
+      </w:pPr>
+    </w:p>
+    <w:p>
+      <w:pPr>
+        <w:spacing w:before="0" w:after="0"/>
+      </w:pPr>
+    </w:p>
+    <w:p>
+      <w:pPr>
+        <w:spacing w:before="0" w:after="0"/>
+      </w:pPr>
+    </w:p>
+    <w:p>
+      <w:pPr>
+        <w:spacing w:before="0" w:after="0"/>
+      </w:pPr>
+    </w:p>
+    <w:p>
+      <w:pPr>
+        <w:spacing w:before="0" w:after="0"/>
+      </w:pPr>
+    </w:p>
+    <w:p>
+      <w:pPr>
+        <w:spacing w:before="0" w:after="0"/>
+      </w:pPr>
+    </w:p>
+    <w:p>
+      <w:pPr>
+        <w:spacing w:before="0" w:after="0"/>
+      </w:pPr>
+    </w:p>
+    <w:p>
+      <w:pPr>
+        <w:spacing w:before="0" w:after="0"/>
+      </w:pPr>
     </w:p>
     <w:bookmarkEnd w:id="54"/>
     <w:bookmarkStart w:id="58" w:name="第-23-题"/>
@@ -16895,7 +17372,7 @@
         </w:rPr>
         <w:drawing>
           <wp:inline>
-            <wp:extent cx="3600000" cy="1125963"/>
+            <wp:extent cx="3599997" cy="1125963"/>
             <wp:effectExtent b="0" l="0" r="0" t="0"/>
             <wp:docPr descr="" title="" id="56" name="Picture"/>
             <a:graphic>
@@ -16916,7 +17393,7 @@
                   <pic:spPr bwMode="auto">
                     <a:xfrm>
                       <a:off x="0" y="0"/>
-                      <a:ext cx="3600000" cy="1125963"/>
+                      <a:ext cx="3599997" cy="1125963"/>
                     </a:xfrm>
                     <a:prstGeom prst="rect">
                       <a:avLst/>
@@ -18203,6 +18680,46 @@
         <w:t xml:space="preserve">。</w:t>
       </w:r>
     </w:p>
+    <w:p>
+      <w:pPr>
+        <w:spacing w:before="0" w:after="0"/>
+      </w:pPr>
+    </w:p>
+    <w:p>
+      <w:pPr>
+        <w:spacing w:before="0" w:after="0"/>
+      </w:pPr>
+    </w:p>
+    <w:p>
+      <w:pPr>
+        <w:spacing w:before="0" w:after="0"/>
+      </w:pPr>
+    </w:p>
+    <w:p>
+      <w:pPr>
+        <w:spacing w:before="0" w:after="0"/>
+      </w:pPr>
+    </w:p>
+    <w:p>
+      <w:pPr>
+        <w:spacing w:before="0" w:after="0"/>
+      </w:pPr>
+    </w:p>
+    <w:p>
+      <w:pPr>
+        <w:spacing w:before="0" w:after="0"/>
+      </w:pPr>
+    </w:p>
+    <w:p>
+      <w:pPr>
+        <w:spacing w:before="0" w:after="0"/>
+      </w:pPr>
+    </w:p>
+    <w:p>
+      <w:pPr>
+        <w:spacing w:before="0" w:after="0"/>
+      </w:pPr>
+    </w:p>
     <w:bookmarkEnd w:id="58"/>
     <w:bookmarkStart w:id="59" w:name="第-24-题"/>
     <w:p>
@@ -18403,13 +18920,64 @@
     <w:p>
       <w:pPr>
         <w:pStyle w:val="FirstParagraph"/>
-      </w:pPr>
-      <w:r>
-        <w:rPr>
-          <w:rFonts w:ascii="Times New Roman" w:hAnsi="Times New Roman" w:eastAsia="Times New Roman" w:cs="Times New Roman"/>
-        </w:rPr>
-        <w:t xml:space="preserve">A. 3.2 g　B. 4.0 g　C. 4.2 g　D. 4.6 g</w:t>
-      </w:r>
+        <w:ind w:left="480" w:hanging="480"/>
+        <w:spacing w:after="0"/>
+      </w:pPr>
+      <w:r>
+        <w:rPr>
+          <w:rFonts w:ascii="Times New Roman" w:hAnsi="Times New Roman" w:eastAsia="Times New Roman" w:cs="Times New Roman"/>
+        </w:rPr>
+        <w:t xml:space="preserve">A. 3.2 g　</w:t>
+      </w:r>
+    </w:p>
+    <w:p>
+      <w:pPr>
+        <w:pStyle w:val="FirstParagraph"/>
+        <w:ind w:left="480" w:hanging="480"/>
+        <w:spacing w:before="0" w:after="0"/>
+      </w:pPr>
+      <w:r>
+        <w:rPr>
+          <w:rFonts w:ascii="Times New Roman" w:hAnsi="Times New Roman" w:eastAsia="Times New Roman" w:cs="Times New Roman"/>
+        </w:rPr>
+        <w:t xml:space="preserve">B. 4.0 g　</w:t>
+      </w:r>
+    </w:p>
+    <w:p>
+      <w:pPr>
+        <w:pStyle w:val="FirstParagraph"/>
+        <w:ind w:left="480" w:hanging="480"/>
+        <w:spacing w:before="0" w:after="0"/>
+      </w:pPr>
+      <w:r>
+        <w:rPr>
+          <w:rFonts w:ascii="Times New Roman" w:hAnsi="Times New Roman" w:eastAsia="Times New Roman" w:cs="Times New Roman"/>
+        </w:rPr>
+        <w:t xml:space="preserve">C. 4.2 g　</w:t>
+      </w:r>
+    </w:p>
+    <w:p>
+      <w:pPr>
+        <w:pStyle w:val="FirstParagraph"/>
+        <w:ind w:left="480" w:hanging="480"/>
+        <w:spacing w:before="0" w:after="180"/>
+      </w:pPr>
+      <w:r>
+        <w:rPr>
+          <w:rFonts w:ascii="Times New Roman" w:hAnsi="Times New Roman" w:eastAsia="Times New Roman" w:cs="Times New Roman"/>
+        </w:rPr>
+        <w:t xml:space="preserve">D. 4.6 g</w:t>
+      </w:r>
+    </w:p>
+    <w:p>
+      <w:pPr>
+        <w:spacing w:before="0" w:after="0"/>
+      </w:pPr>
+    </w:p>
+    <w:p>
+      <w:pPr>
+        <w:spacing w:before="0" w:after="0"/>
+      </w:pPr>
     </w:p>
     <w:bookmarkEnd w:id="59"/>
     <w:bookmarkStart w:id="60" w:name="第-25-题"/>
@@ -19364,6 +19932,46 @@
         </w:rPr>
         <w:t>。</w:t>
       </w:r>
+    </w:p>
+    <w:p>
+      <w:pPr>
+        <w:spacing w:before="0" w:after="0"/>
+      </w:pPr>
+    </w:p>
+    <w:p>
+      <w:pPr>
+        <w:spacing w:before="0" w:after="0"/>
+      </w:pPr>
+    </w:p>
+    <w:p>
+      <w:pPr>
+        <w:spacing w:before="0" w:after="0"/>
+      </w:pPr>
+    </w:p>
+    <w:p>
+      <w:pPr>
+        <w:spacing w:before="0" w:after="0"/>
+      </w:pPr>
+    </w:p>
+    <w:p>
+      <w:pPr>
+        <w:spacing w:before="0" w:after="0"/>
+      </w:pPr>
+    </w:p>
+    <w:p>
+      <w:pPr>
+        <w:spacing w:before="0" w:after="0"/>
+      </w:pPr>
+    </w:p>
+    <w:p>
+      <w:pPr>
+        <w:spacing w:before="0" w:after="0"/>
+      </w:pPr>
+    </w:p>
+    <w:p>
+      <w:pPr>
+        <w:spacing w:before="0" w:after="0"/>
+      </w:pPr>
     </w:p>
     <w:p>
       <w:pPr>

--- a/00-首页/题组Word/专项卷/一分册/专项卷II-学生版.docx
+++ b/00-首页/题组Word/专项卷/一分册/专项卷II-学生版.docx
@@ -769,7 +769,7 @@
         <m:sSup>
           <m:e>
             <m:r>
-              <m:t>​</m:t>
+              <m:t xml:space="preserve"> </m:t>
             </m:r>
           </m:e>
           <m:sup>
@@ -825,7 +825,7 @@
         <m:sSup>
           <m:e>
             <m:r>
-              <m:t>​</m:t>
+              <m:t xml:space="preserve"> </m:t>
             </m:r>
           </m:e>
           <m:sup>
@@ -7942,7 +7942,7 @@
         <m:sSubSup>
           <m:e>
             <m:r>
-              <m:t>​</m:t>
+              <m:t xml:space="preserve"> </m:t>
             </m:r>
           </m:e>
           <m:sub>
@@ -7968,7 +7968,7 @@
         <m:sSubSup>
           <m:e>
             <m:r>
-              <m:t>​</m:t>
+              <m:t xml:space="preserve"> </m:t>
             </m:r>
           </m:e>
           <m:sub>
@@ -7997,7 +7997,7 @@
         <m:sSubSup>
           <m:e>
             <m:r>
-              <m:t>​</m:t>
+              <m:t xml:space="preserve"> </m:t>
             </m:r>
           </m:e>
           <m:sub>
@@ -8041,7 +8041,7 @@
         <m:sSubSup>
           <m:e>
             <m:r>
-              <m:t>​</m:t>
+              <m:t xml:space="preserve"> </m:t>
             </m:r>
           </m:e>
           <m:sub>
@@ -16358,7 +16358,7 @@
         <m:sSup>
           <m:e>
             <m:r>
-              <m:t>​</m:t>
+              <m:t xml:space="preserve"> </m:t>
             </m:r>
           </m:e>
           <m:sup>
@@ -16402,7 +16402,7 @@
         <m:sSub>
           <m:e>
             <m:r>
-              <m:t>​</m:t>
+              <m:t xml:space="preserve"> </m:t>
             </m:r>
           </m:e>
           <m:sub>

--- a/00-首页/题组Word/专项卷/一分册/专项卷II-学生版.docx
+++ b/00-首页/题组Word/专项卷/一分册/专项卷II-学生版.docx
@@ -280,8 +280,8 @@
     <w:p>
       <w:pPr>
         <w:pStyle w:val="BodyText"/>
+        <w:spacing w:before="0" w:after="0"/>
         <w:ind w:left="480" w:hanging="480"/>
-        <w:spacing w:after="0"/>
       </w:pPr>
       <w:r>
         <w:rPr>
@@ -375,8 +375,8 @@
     <w:p>
       <w:pPr>
         <w:pStyle w:val="BodyText"/>
+        <w:spacing w:before="0" w:after="0"/>
         <w:ind w:left="480" w:hanging="480"/>
-        <w:spacing w:before="0" w:after="0"/>
       </w:pPr>
       <w:r>
         <w:rPr>
@@ -461,8 +461,8 @@
     <w:p>
       <w:pPr>
         <w:pStyle w:val="BodyText"/>
+        <w:spacing w:before="0" w:after="0"/>
         <w:ind w:left="480" w:hanging="480"/>
-        <w:spacing w:before="0" w:after="0"/>
       </w:pPr>
       <w:r>
         <w:rPr>
@@ -556,8 +556,8 @@
     <w:p>
       <w:pPr>
         <w:pStyle w:val="BodyText"/>
+        <w:spacing w:before="0" w:after="0"/>
         <w:ind w:left="480" w:hanging="480"/>
-        <w:spacing w:before="0" w:after="180"/>
       </w:pPr>
       <w:r>
         <w:rPr>
@@ -899,8 +899,8 @@
     <w:p>
       <w:pPr>
         <w:pStyle w:val="BodyText"/>
+        <w:spacing w:before="0" w:after="0"/>
         <w:ind w:left="480" w:hanging="480"/>
-        <w:spacing w:after="0"/>
       </w:pPr>
       <w:r>
         <w:rPr>
@@ -924,20 +924,45 @@
     <w:p>
       <w:pPr>
         <w:pStyle w:val="BodyText"/>
+        <w:spacing w:before="0" w:after="0"/>
         <w:ind w:left="480" w:hanging="480"/>
+      </w:pPr>
+      <w:r>
+        <w:rPr>
+          <w:rFonts w:ascii="Times New Roman" w:hAnsi="Times New Roman" w:eastAsia="Times New Roman" w:cs="Times New Roman"/>
+        </w:rPr>
+        <w:t xml:space="preserve">B. </w:t>
+      </w:r>
+      <w:r>
+        <w:rPr>
+          <w:rFonts w:hint="eastAsia" w:ascii="Times New Roman" w:hAnsi="Times New Roman" w:eastAsia="FangSong" w:cs="Times New Roman"/>
+        </w:rPr>
+        <w:t xml:space="preserve">水的摩尔质量</w:t>
+      </w:r>
+      <w:r>
+        <w:rPr>
+          <w:rFonts w:ascii="Times New Roman" w:hAnsi="Times New Roman" w:eastAsia="Times New Roman" w:cs="Times New Roman"/>
+        </w:rPr>
+        <w:t xml:space="preserve">　　</w:t>
+      </w:r>
+    </w:p>
+    <w:p>
+      <w:pPr>
+        <w:pStyle w:val="BodyText"/>
         <w:spacing w:before="0" w:after="0"/>
-      </w:pPr>
-      <w:r>
-        <w:rPr>
-          <w:rFonts w:ascii="Times New Roman" w:hAnsi="Times New Roman" w:eastAsia="Times New Roman" w:cs="Times New Roman"/>
-        </w:rPr>
-        <w:t xml:space="preserve">B. </w:t>
-      </w:r>
-      <w:r>
-        <w:rPr>
-          <w:rFonts w:hint="eastAsia" w:ascii="Times New Roman" w:hAnsi="Times New Roman" w:eastAsia="FangSong" w:cs="Times New Roman"/>
-        </w:rPr>
-        <w:t xml:space="preserve">水的摩尔质量</w:t>
+        <w:ind w:left="480" w:hanging="480"/>
+      </w:pPr>
+      <w:r>
+        <w:rPr>
+          <w:rFonts w:ascii="Times New Roman" w:hAnsi="Times New Roman" w:eastAsia="Times New Roman" w:cs="Times New Roman"/>
+        </w:rPr>
+        <w:t xml:space="preserve">C. </w:t>
+      </w:r>
+      <w:r>
+        <w:rPr>
+          <w:rFonts w:hint="eastAsia" w:ascii="Times New Roman" w:hAnsi="Times New Roman" w:eastAsia="FangSong" w:cs="Times New Roman"/>
+        </w:rPr>
+        <w:t xml:space="preserve">阿伏伽德罗常数</w:t>
       </w:r>
       <w:r>
         <w:rPr>
@@ -949,33 +974,8 @@
     <w:p>
       <w:pPr>
         <w:pStyle w:val="BodyText"/>
+        <w:spacing w:before="0" w:after="0"/>
         <w:ind w:left="480" w:hanging="480"/>
-        <w:spacing w:before="0" w:after="0"/>
-      </w:pPr>
-      <w:r>
-        <w:rPr>
-          <w:rFonts w:ascii="Times New Roman" w:hAnsi="Times New Roman" w:eastAsia="Times New Roman" w:cs="Times New Roman"/>
-        </w:rPr>
-        <w:t xml:space="preserve">C. </w:t>
-      </w:r>
-      <w:r>
-        <w:rPr>
-          <w:rFonts w:hint="eastAsia" w:ascii="Times New Roman" w:hAnsi="Times New Roman" w:eastAsia="FangSong" w:cs="Times New Roman"/>
-        </w:rPr>
-        <w:t xml:space="preserve">阿伏伽德罗常数</w:t>
-      </w:r>
-      <w:r>
-        <w:rPr>
-          <w:rFonts w:ascii="Times New Roman" w:hAnsi="Times New Roman" w:eastAsia="Times New Roman" w:cs="Times New Roman"/>
-        </w:rPr>
-        <w:t xml:space="preserve">　　</w:t>
-      </w:r>
-    </w:p>
-    <w:p>
-      <w:pPr>
-        <w:pStyle w:val="BodyText"/>
-        <w:ind w:left="480" w:hanging="480"/>
-        <w:spacing w:before="0" w:after="180"/>
       </w:pPr>
       <w:r>
         <w:rPr>
@@ -1466,6 +1466,7 @@
     <w:p>
       <w:pPr>
         <w:pStyle w:val="FirstParagraph"/>
+        <w:spacing w:before="0" w:after="0"/>
       </w:pPr>
       <w:r>
         <w:rPr>
@@ -1616,6 +1617,7 @@
     <w:p>
       <w:pPr>
         <w:pStyle w:val="BodyText"/>
+        <w:spacing w:before="0" w:after="0"/>
       </w:pPr>
       <w:r>
         <w:rPr>
@@ -1807,6 +1809,7 @@
     <w:p>
       <w:pPr>
         <w:pStyle w:val="BodyText"/>
+        <w:spacing w:before="0" w:after="0"/>
       </w:pPr>
       <w:r>
         <w:rPr>
@@ -1929,6 +1932,7 @@
     <w:p>
       <w:pPr>
         <w:pStyle w:val="BodyText"/>
+        <w:spacing w:before="0" w:after="0"/>
       </w:pPr>
       <w:r>
         <w:rPr>
@@ -2187,6 +2191,14 @@
         <w:tblStyle w:val="Table"/>
         <w:tblW w:type="pct" w:w="5000"/>
         <w:tblLayout w:type="fixed"/>
+        <w:tblBorders>
+          <w:top w:val="single" w:sz="12" w:space="0" w:color="000000"/>
+          <w:left w:val="none" w:sz="0" w:space="0" w:color="auto"/>
+          <w:bottom w:val="single" w:sz="12" w:space="0" w:color="000000"/>
+          <w:right w:val="none" w:sz="0" w:space="0" w:color="auto"/>
+          <w:insideH w:val="none" w:sz="0" w:space="0" w:color="auto"/>
+          <w:insideV w:val="none" w:sz="0" w:space="0" w:color="auto"/>
+        </w:tblBorders>
         <w:tblLook w:firstRow="1" w:lastRow="0" w:firstColumn="0" w:lastColumn="0" w:noHBand="0" w:noVBand="0" w:val="0020"/>
       </w:tblPr>
       <w:tblGrid>
@@ -2207,7 +2219,11 @@
           <w:tblHeader w:val="on"/>
         </w:trPr>
         <w:tc>
-          <w:tcPr/>
+          <w:tcPr>
+            <w:tcBorders>
+              <w:bottom w:val="single" w:sz="8" w:space="0" w:color="000000"/>
+            </w:tcBorders>
+          </w:tcPr>
           <w:p>
             <w:pPr>
               <w:pStyle w:val="Compact"/>
@@ -2223,7 +2239,11 @@
           </w:p>
         </w:tc>
         <w:tc>
-          <w:tcPr/>
+          <w:tcPr>
+            <w:tcBorders>
+              <w:bottom w:val="single" w:sz="8" w:space="0" w:color="000000"/>
+            </w:tcBorders>
+          </w:tcPr>
           <w:p>
             <w:pPr>
               <w:pStyle w:val="Compact"/>
@@ -2239,7 +2259,11 @@
           </w:p>
         </w:tc>
         <w:tc>
-          <w:tcPr/>
+          <w:tcPr>
+            <w:tcBorders>
+              <w:bottom w:val="single" w:sz="8" w:space="0" w:color="000000"/>
+            </w:tcBorders>
+          </w:tcPr>
           <w:p>
             <w:pPr>
               <w:pStyle w:val="Compact"/>
@@ -2255,7 +2279,11 @@
           </w:p>
         </w:tc>
         <w:tc>
-          <w:tcPr/>
+          <w:tcPr>
+            <w:tcBorders>
+              <w:bottom w:val="single" w:sz="8" w:space="0" w:color="000000"/>
+            </w:tcBorders>
+          </w:tcPr>
           <w:p>
             <w:pPr>
               <w:pStyle w:val="Compact"/>
@@ -2271,7 +2299,11 @@
           </w:p>
         </w:tc>
         <w:tc>
-          <w:tcPr/>
+          <w:tcPr>
+            <w:tcBorders>
+              <w:bottom w:val="single" w:sz="8" w:space="0" w:color="000000"/>
+            </w:tcBorders>
+          </w:tcPr>
           <w:p>
             <w:pPr>
               <w:pStyle w:val="Compact"/>
@@ -2287,7 +2319,11 @@
           </w:p>
         </w:tc>
         <w:tc>
-          <w:tcPr/>
+          <w:tcPr>
+            <w:tcBorders>
+              <w:bottom w:val="single" w:sz="8" w:space="0" w:color="000000"/>
+            </w:tcBorders>
+          </w:tcPr>
           <w:p>
             <w:pPr>
               <w:pStyle w:val="Compact"/>
@@ -2303,7 +2339,11 @@
           </w:p>
         </w:tc>
         <w:tc>
-          <w:tcPr/>
+          <w:tcPr>
+            <w:tcBorders>
+              <w:bottom w:val="single" w:sz="8" w:space="0" w:color="000000"/>
+            </w:tcBorders>
+          </w:tcPr>
           <w:p>
             <w:pPr>
               <w:pStyle w:val="Compact"/>
@@ -2319,7 +2359,11 @@
           </w:p>
         </w:tc>
         <w:tc>
-          <w:tcPr/>
+          <w:tcPr>
+            <w:tcBorders>
+              <w:bottom w:val="single" w:sz="8" w:space="0" w:color="000000"/>
+            </w:tcBorders>
+          </w:tcPr>
           <w:p>
             <w:pPr>
               <w:pStyle w:val="Compact"/>
@@ -2335,7 +2379,11 @@
           </w:p>
         </w:tc>
         <w:tc>
-          <w:tcPr/>
+          <w:tcPr>
+            <w:tcBorders>
+              <w:bottom w:val="single" w:sz="8" w:space="0" w:color="000000"/>
+            </w:tcBorders>
+          </w:tcPr>
           <w:p>
             <w:pPr>
               <w:pStyle w:val="Compact"/>
@@ -2351,7 +2399,11 @@
           </w:p>
         </w:tc>
         <w:tc>
-          <w:tcPr/>
+          <w:tcPr>
+            <w:tcBorders>
+              <w:bottom w:val="single" w:sz="8" w:space="0" w:color="000000"/>
+            </w:tcBorders>
+          </w:tcPr>
           <w:p>
             <w:pPr>
               <w:pStyle w:val="Compact"/>
@@ -2367,7 +2419,11 @@
           </w:p>
         </w:tc>
         <w:tc>
-          <w:tcPr/>
+          <w:tcPr>
+            <w:tcBorders>
+              <w:bottom w:val="single" w:sz="8" w:space="0" w:color="000000"/>
+            </w:tcBorders>
+          </w:tcPr>
           <w:p>
             <w:pPr>
               <w:pStyle w:val="Compact"/>
@@ -2942,7 +2998,9 @@
       </w:r>
     </w:p>
     <w:p>
-      <w:pPr/>
+      <w:pPr>
+        <w:spacing w:before="0" w:after="0"/>
+      </w:pPr>
       <w:r>
         <w:rPr>
           <w:rFonts w:ascii="Times New Roman" w:hAnsi="Times New Roman" w:eastAsia="Times New Roman" w:cs="Times New Roman"/>
@@ -3529,6 +3587,7 @@
     <w:p>
       <w:pPr>
         <w:pStyle w:val="FirstParagraph"/>
+        <w:spacing w:before="0" w:after="0"/>
       </w:pPr>
       <w:r>
         <w:rPr>
@@ -3606,6 +3665,7 @@
     <w:p>
       <w:pPr>
         <w:pStyle w:val="BodyText"/>
+        <w:spacing w:before="0" w:after="0"/>
       </w:pPr>
       <w:r>
         <w:rPr>
@@ -3623,6 +3683,7 @@
     <w:p>
       <w:pPr>
         <w:pStyle w:val="BodyText"/>
+        <w:spacing w:before="0" w:after="0"/>
       </w:pPr>
       <w:r>
         <w:rPr>
@@ -3640,6 +3701,7 @@
     <w:p>
       <w:pPr>
         <w:pStyle w:val="BodyText"/>
+        <w:spacing w:before="0" w:after="0"/>
       </w:pPr>
       <w:r>
         <w:rPr>
@@ -4904,6 +4966,7 @@
     <w:p>
       <w:pPr>
         <w:pStyle w:val="FirstParagraph"/>
+        <w:spacing w:before="0" w:after="0"/>
       </w:pPr>
       <w:r>
         <w:rPr>
@@ -5163,6 +5226,7 @@
     <w:p>
       <w:pPr>
         <w:pStyle w:val="BodyText"/>
+        <w:spacing w:before="0" w:after="0"/>
       </w:pPr>
       <w:r>
         <w:rPr>
@@ -5422,6 +5486,7 @@
     <w:p>
       <w:pPr>
         <w:pStyle w:val="BodyText"/>
+        <w:spacing w:before="0" w:after="0"/>
       </w:pPr>
       <w:r>
         <w:rPr>
@@ -5637,6 +5702,7 @@
     <w:p>
       <w:pPr>
         <w:pStyle w:val="BodyText"/>
+        <w:spacing w:before="0" w:after="0"/>
       </w:pPr>
       <w:r>
         <w:rPr>
@@ -10513,8 +10579,8 @@
     <w:p>
       <w:pPr>
         <w:pStyle w:val="BodyText"/>
+        <w:spacing w:before="0" w:after="0"/>
         <w:ind w:left="480" w:hanging="480"/>
-        <w:spacing w:after="0"/>
       </w:pPr>
       <w:r>
         <w:rPr>
@@ -10538,20 +10604,45 @@
     <w:p>
       <w:pPr>
         <w:pStyle w:val="BodyText"/>
+        <w:spacing w:before="0" w:after="0"/>
         <w:ind w:left="480" w:hanging="480"/>
+      </w:pPr>
+      <w:r>
+        <w:rPr>
+          <w:rFonts w:ascii="Times New Roman" w:hAnsi="Times New Roman" w:eastAsia="Times New Roman" w:cs="Times New Roman"/>
+        </w:rPr>
+        <w:t xml:space="preserve">B. </w:t>
+      </w:r>
+      <w:r>
+        <w:rPr>
+          <w:rFonts w:hint="eastAsia" w:ascii="Times New Roman" w:hAnsi="Times New Roman" w:eastAsia="FangSong" w:cs="Times New Roman"/>
+        </w:rPr>
+        <w:t xml:space="preserve">减压蒸馏</w:t>
+      </w:r>
+      <w:r>
+        <w:rPr>
+          <w:rFonts w:ascii="Times New Roman" w:hAnsi="Times New Roman" w:eastAsia="Times New Roman" w:cs="Times New Roman"/>
+        </w:rPr>
+        <w:t xml:space="preserve">　</w:t>
+      </w:r>
+    </w:p>
+    <w:p>
+      <w:pPr>
+        <w:pStyle w:val="BodyText"/>
         <w:spacing w:before="0" w:after="0"/>
-      </w:pPr>
-      <w:r>
-        <w:rPr>
-          <w:rFonts w:ascii="Times New Roman" w:hAnsi="Times New Roman" w:eastAsia="Times New Roman" w:cs="Times New Roman"/>
-        </w:rPr>
-        <w:t xml:space="preserve">B. </w:t>
-      </w:r>
-      <w:r>
-        <w:rPr>
-          <w:rFonts w:hint="eastAsia" w:ascii="Times New Roman" w:hAnsi="Times New Roman" w:eastAsia="FangSong" w:cs="Times New Roman"/>
-        </w:rPr>
-        <w:t xml:space="preserve">减压蒸馏</w:t>
+        <w:ind w:left="480" w:hanging="480"/>
+      </w:pPr>
+      <w:r>
+        <w:rPr>
+          <w:rFonts w:ascii="Times New Roman" w:hAnsi="Times New Roman" w:eastAsia="Times New Roman" w:cs="Times New Roman"/>
+        </w:rPr>
+        <w:t xml:space="preserve">C. </w:t>
+      </w:r>
+      <w:r>
+        <w:rPr>
+          <w:rFonts w:hint="eastAsia" w:ascii="Times New Roman" w:hAnsi="Times New Roman" w:eastAsia="FangSong" w:cs="Times New Roman"/>
+        </w:rPr>
+        <w:t xml:space="preserve">加生石灰常压蒸馏</w:t>
       </w:r>
       <w:r>
         <w:rPr>
@@ -10563,33 +10654,8 @@
     <w:p>
       <w:pPr>
         <w:pStyle w:val="BodyText"/>
+        <w:spacing w:before="0" w:after="0"/>
         <w:ind w:left="480" w:hanging="480"/>
-        <w:spacing w:before="0" w:after="0"/>
-      </w:pPr>
-      <w:r>
-        <w:rPr>
-          <w:rFonts w:ascii="Times New Roman" w:hAnsi="Times New Roman" w:eastAsia="Times New Roman" w:cs="Times New Roman"/>
-        </w:rPr>
-        <w:t xml:space="preserve">C. </w:t>
-      </w:r>
-      <w:r>
-        <w:rPr>
-          <w:rFonts w:hint="eastAsia" w:ascii="Times New Roman" w:hAnsi="Times New Roman" w:eastAsia="FangSong" w:cs="Times New Roman"/>
-        </w:rPr>
-        <w:t xml:space="preserve">加生石灰常压蒸馏</w:t>
-      </w:r>
-      <w:r>
-        <w:rPr>
-          <w:rFonts w:ascii="Times New Roman" w:hAnsi="Times New Roman" w:eastAsia="Times New Roman" w:cs="Times New Roman"/>
-        </w:rPr>
-        <w:t xml:space="preserve">　</w:t>
-      </w:r>
-    </w:p>
-    <w:p>
-      <w:pPr>
-        <w:pStyle w:val="BodyText"/>
-        <w:ind w:left="480" w:hanging="480"/>
-        <w:spacing w:before="0" w:after="180"/>
       </w:pPr>
       <w:r>
         <w:rPr>
@@ -18920,8 +18986,8 @@
     <w:p>
       <w:pPr>
         <w:pStyle w:val="FirstParagraph"/>
+        <w:spacing w:before="0" w:after="0"/>
         <w:ind w:left="480" w:hanging="480"/>
-        <w:spacing w:after="0"/>
       </w:pPr>
       <w:r>
         <w:rPr>
@@ -18933,34 +18999,34 @@
     <w:p>
       <w:pPr>
         <w:pStyle w:val="FirstParagraph"/>
+        <w:spacing w:before="0" w:after="0"/>
         <w:ind w:left="480" w:hanging="480"/>
+      </w:pPr>
+      <w:r>
+        <w:rPr>
+          <w:rFonts w:ascii="Times New Roman" w:hAnsi="Times New Roman" w:eastAsia="Times New Roman" w:cs="Times New Roman"/>
+        </w:rPr>
+        <w:t xml:space="preserve">B. 4.0 g　</w:t>
+      </w:r>
+    </w:p>
+    <w:p>
+      <w:pPr>
+        <w:pStyle w:val="FirstParagraph"/>
         <w:spacing w:before="0" w:after="0"/>
-      </w:pPr>
-      <w:r>
-        <w:rPr>
-          <w:rFonts w:ascii="Times New Roman" w:hAnsi="Times New Roman" w:eastAsia="Times New Roman" w:cs="Times New Roman"/>
-        </w:rPr>
-        <w:t xml:space="preserve">B. 4.0 g　</w:t>
+        <w:ind w:left="480" w:hanging="480"/>
+      </w:pPr>
+      <w:r>
+        <w:rPr>
+          <w:rFonts w:ascii="Times New Roman" w:hAnsi="Times New Roman" w:eastAsia="Times New Roman" w:cs="Times New Roman"/>
+        </w:rPr>
+        <w:t xml:space="preserve">C. 4.2 g　</w:t>
       </w:r>
     </w:p>
     <w:p>
       <w:pPr>
         <w:pStyle w:val="FirstParagraph"/>
+        <w:spacing w:before="0" w:after="0"/>
         <w:ind w:left="480" w:hanging="480"/>
-        <w:spacing w:before="0" w:after="0"/>
-      </w:pPr>
-      <w:r>
-        <w:rPr>
-          <w:rFonts w:ascii="Times New Roman" w:hAnsi="Times New Roman" w:eastAsia="Times New Roman" w:cs="Times New Roman"/>
-        </w:rPr>
-        <w:t xml:space="preserve">C. 4.2 g　</w:t>
-      </w:r>
-    </w:p>
-    <w:p>
-      <w:pPr>
-        <w:pStyle w:val="FirstParagraph"/>
-        <w:ind w:left="480" w:hanging="480"/>
-        <w:spacing w:before="0" w:after="180"/>
       </w:pPr>
       <w:r>
         <w:rPr>
@@ -21900,7 +21966,7 @@
     <ns0:rPr>
       <ns0:rFonts ns0:ascii="Times New Roman" ns0:cs="Times New Roman" ns0:eastAsia="SimHei" ns0:hAnsi="Times New Roman"/>
       <ns0:b/>
-      <ns0:color ns0:val="17324D"/>
+      <ns0:color ns0:val="000000"/>
       <ns0:sz ns0:val="44"/>
       <ns0:szCs ns0:val="56"/>
     </ns0:rPr>
@@ -22042,7 +22108,7 @@
     <ns0:rPr>
       <ns0:rFonts ns0:ascii="Times New Roman" ns0:cs="Times New Roman" ns0:eastAsia="SimHei" ns0:hAnsi="Times New Roman"/>
       <ns0:b/>
-      <ns0:color ns0:val="17324D"/>
+      <ns0:color ns0:val="000000"/>
       <ns0:sz ns0:val="32"/>
       <ns0:szCs ns0:val="40"/>
     </ns0:rPr>
@@ -22066,7 +22132,7 @@
     <ns0:rPr>
       <ns0:rFonts ns0:ascii="Times New Roman" ns0:cs="Times New Roman" ns0:eastAsia="SimHei" ns0:hAnsi="Times New Roman"/>
       <ns0:b/>
-      <ns0:color ns0:val="17324D"/>
+      <ns0:color ns0:val="000000"/>
       <ns0:sz ns0:val="28"/>
       <ns0:szCs ns0:val="32"/>
     </ns0:rPr>
@@ -22090,7 +22156,7 @@
     <ns0:rPr>
       <ns0:rFonts ns0:ascii="Times New Roman" ns0:cs="Times New Roman" ns0:eastAsia="SimHei" ns0:hAnsi="Times New Roman"/>
       <ns0:b/>
-      <ns0:color ns0:val="17324D"/>
+      <ns0:color ns0:val="000000"/>
       <ns0:sz ns0:val="25"/>
       <ns0:szCs ns0:val="28"/>
     </ns0:rPr>
